--- a/klagomål/A 21612-2026 FSC-klagomål.docx
+++ b/klagomål/A 21612-2026 FSC-klagomål.docx
@@ -1140,7 +1140,7 @@
     <w:r>
       <w:tab/>
       <w:tab/>
-      <w:t>2026-06-15</w:t>
+      <w:t>2026-06-16</w:t>
       <w:br/>
       <w:br/>
     </w:r>

--- a/klagomål/A 21612-2026 FSC-klagomål.docx
+++ b/klagomål/A 21612-2026 FSC-klagomål.docx
@@ -1140,7 +1140,7 @@
     <w:r>
       <w:tab/>
       <w:tab/>
-      <w:t>2026-06-16</w:t>
+      <w:t>2026-06-17</w:t>
       <w:br/>
       <w:br/>
     </w:r>

--- a/klagomål/A 21612-2026 FSC-klagomål.docx
+++ b/klagomål/A 21612-2026 FSC-klagomål.docx
@@ -1,6 +1,6 @@
 
 <file path=word/document.xml><?xml version="1.0" encoding="utf-8"?>
-<w:document xmlns:wpc="http://schemas.microsoft.com/office/word/2010/wordprocessingCanvas" xmlns:cx="http://schemas.microsoft.com/office/drawing/2014/chartex" xmlns:cx1="http://schemas.microsoft.com/office/drawing/2015/9/8/chartex" xmlns:cx2="http://schemas.microsoft.com/office/drawing/2015/10/21/chartex" xmlns:cx3="http://schemas.microsoft.com/office/drawing/2016/5/9/chartex" xmlns:cx4="http://schemas.microsoft.com/office/drawing/2016/5/10/chartex" xmlns:cx5="http://schemas.microsoft.com/office/drawing/2016/5/11/chartex" xmlns:cx6="http://schemas.microsoft.com/office/drawing/2016/5/12/chartex" xmlns:cx7="http://schemas.microsoft.com/office/drawing/2016/5/13/chartex" xmlns:cx8="http://schemas.microsoft.com/office/drawing/2016/5/14/chartex" xmlns:mc="http://schemas.openxmlformats.org/markup-compatibility/2006" xmlns:aink="http://schemas.microsoft.com/office/drawing/2016/ink" xmlns:am3d="http://schemas.microsoft.com/office/drawing/2017/model3d" xmlns:o="urn:schemas-microsoft-com:office:office" xmlns:oel="http://schemas.microsoft.com/office/2019/extlst" xmlns:r="http://schemas.openxmlformats.org/officeDocument/2006/relationships" xmlns:m="http://schemas.openxmlformats.org/officeDocument/2006/math" xmlns:v="urn:schemas-microsoft-com:vml" xmlns:wp14="http://schemas.microsoft.com/office/word/2010/wordprocessingDrawing" xmlns:wp="http://schemas.openxmlformats.org/drawingml/2006/wordprocessingDrawing" xmlns:w10="urn:schemas-microsoft-com:office:word" xmlns:w="http://schemas.openxmlformats.org/wordprocessingml/2006/main" xmlns:w14="http://schemas.microsoft.com/office/word/2010/wordml" xmlns:w15="http://schemas.microsoft.com/office/word/2012/wordml" xmlns:w16cex="http://schemas.microsoft.com/office/word/2018/wordml/cex" xmlns:w16cid="http://schemas.microsoft.com/office/word/2016/wordml/cid" xmlns:w16="http://schemas.microsoft.com/office/word/2018/wordml" xmlns:w16sdtdh="http://schemas.microsoft.com/office/word/2020/wordml/sdtdatahash" xmlns:w16se="http://schemas.microsoft.com/office/word/2015/wordml/symex" xmlns:wpg="http://schemas.microsoft.com/office/word/2010/wordprocessingGroup" xmlns:wpi="http://schemas.microsoft.com/office/word/2010/wordprocessingInk" xmlns:wne="http://schemas.microsoft.com/office/word/2006/wordml" xmlns:wps="http://schemas.microsoft.com/office/word/2010/wordprocessingShape" mc:Ignorable="w14 w15 w16se w16cid w16 w16cex w16sdtdh wp14">
+<w:document xmlns:wpc="http://schemas.microsoft.com/office/word/2010/wordprocessingCanvas" xmlns:cx="http://schemas.microsoft.com/office/drawing/2014/chartex" xmlns:cx1="http://schemas.microsoft.com/office/drawing/2015/9/8/chartex" xmlns:cx2="http://schemas.microsoft.com/office/drawing/2015/10/21/chartex" xmlns:cx3="http://schemas.microsoft.com/office/drawing/2016/5/9/chartex" xmlns:cx4="http://schemas.microsoft.com/office/drawing/2016/5/10/chartex" xmlns:cx5="http://schemas.microsoft.com/office/drawing/2016/5/11/chartex" xmlns:cx6="http://schemas.microsoft.com/office/drawing/2016/5/12/chartex" xmlns:cx7="http://schemas.microsoft.com/office/drawing/2016/5/13/chartex" xmlns:cx8="http://schemas.microsoft.com/office/drawing/2016/5/14/chartex" xmlns:mc="http://schemas.openxmlformats.org/markup-compatibility/2006" xmlns:aink="http://schemas.microsoft.com/office/drawing/2016/ink" xmlns:am3d="http://schemas.microsoft.com/office/drawing/2017/model3d" xmlns:o="urn:schemas-microsoft-com:office:office" xmlns:oel="http://schemas.microsoft.com/office/2019/extlst" xmlns:r="http://schemas.openxmlformats.org/officeDocument/2006/relationships" xmlns:m="http://schemas.openxmlformats.org/officeDocument/2006/math" xmlns:v="urn:schemas-microsoft-com:vml" xmlns:wp14="http://schemas.microsoft.com/office/word/2010/wordprocessingDrawing" xmlns:wp="http://schemas.openxmlformats.org/drawingml/2006/wordprocessingDrawing" xmlns:w10="urn:schemas-microsoft-com:office:word" xmlns:w="http://schemas.openxmlformats.org/wordprocessingml/2006/main" xmlns:w14="http://schemas.microsoft.com/office/word/2010/wordml" xmlns:w15="http://schemas.microsoft.com/office/word/2012/wordml" xmlns:w16cex="http://schemas.microsoft.com/office/word/2018/wordml/cex" xmlns:w16cid="http://schemas.microsoft.com/office/word/2016/wordml/cid" xmlns:w16="http://schemas.microsoft.com/office/word/2018/wordml" xmlns:w16du="http://schemas.microsoft.com/office/word/2023/wordml/word16du" xmlns:w16sdtdh="http://schemas.microsoft.com/office/word/2020/wordml/sdtdatahash" xmlns:w16sdtfl="http://schemas.microsoft.com/office/word/2024/wordml/sdtformatlock" xmlns:w16se="http://schemas.microsoft.com/office/word/2015/wordml/symex" xmlns:wpg="http://schemas.microsoft.com/office/word/2010/wordprocessingGroup" xmlns:wpi="http://schemas.microsoft.com/office/word/2010/wordprocessingInk" xmlns:wne="http://schemas.microsoft.com/office/word/2006/wordml" xmlns:wps="http://schemas.microsoft.com/office/word/2010/wordprocessingShape" mc:Ignorable="w14 w15 w16se w16cid w16 w16cex w16sdtdh w16sdtfl w16du wp14">
   <w:body>
     <w:p>
       <w:r>
@@ -168,7 +168,7 @@
     </w:p>
     <w:p>
       <w:r>
-        <w:t>Detta dokument behandlar höga naturvärden i avverkningsanmälan A 21612-2026 i Oskarshamns kommun. Denna avverkningsanmälan inkom 2026-05-07 09:33:28 och omfattar 10,0 ha.</w:t>
+        <w:t>Detta dokument behandlar höga naturvärden i avverkningsanmälan A 21612-2026 i Oskarshamns kommun som inkom 2026-05-07 och omfattar 10,0 ha.</w:t>
       </w:r>
     </w:p>
     <w:p>
@@ -191,12 +191,15 @@
     </w:p>
     <w:p>
       <w:r>
-        <w:t>I avverkningsanmälan har följande 7 naturvårdsarter hittats: spillkråka (NT, §4), tallticka (NT), talltita (NT, §4), blåmossa (S), dropptaggsvamp (S), grovticka (S) och tjäder (§4). Av dessa är 3 rödlistade. För rödlistade arter har rödlistekategorin angivits inom parentes. Arter som är signalarter enligt Skogsstyrelsen har markerats med (S). För fridlysta arter anges även paragrafen i Artskyddsförordningen som arten är fridlyst enligt.</w:t>
+        <w:t>I avverkningsanmälan har följande 8 naturvårdsarter hittats: dropptaggsvamp (NT, T), tallticka (NT, T), talltita (NT, §4), blåmossa (S, T), grovticka (S, T), spillkråka (T, §4), tjäder (T, §4) och tofsmes (T, §4). Av dessa är 3 rödlistade. För rödlistade arter har rödlistekategorin angivits inom parentes. Arter som är signalarter enligt Skogsstyrelsen har markerats med (S). Typiska arter inom Natura 2000 som är kopplade till skogsekosystem har markerats med (T). För fridlysta arter anges även paragrafen i Artskyddsförordningen som arten är fridlyst enligt.</w:t>
       </w:r>
     </w:p>
     <w:p>
       <w:r>
-        <w:t>De påträffade naturvårdsarterna är ett tydligt kvitto på att detta rör sig om en skog med höga naturvärden. I Figur 1 visas en karta över det avverkningsanmälda området, där samtliga fyndplatser för naturvårdsarter som finns registrerade på Artportalen har markerats.</w:t>
+        <w:t>De påträffade naturvårdsarterna är ett tydligt kvitto på att det rör sig om en skog med höga naturvärden.</w:t>
+      </w:r>
+      <w:r>
+        <w:t xml:space="preserve"> I Figur 1 visas fyndplatser för naturvårdsarter i området, som finns registrerade på Artportalen.</w:t>
       </w:r>
     </w:p>
     <w:p>
@@ -206,7 +209,7 @@
       <w:r>
         <w:drawing>
           <wp:inline xmlns:a="http://schemas.openxmlformats.org/drawingml/2006/main" xmlns:pic="http://schemas.openxmlformats.org/drawingml/2006/picture">
-            <wp:extent cx="5486400" cy="3294310"/>
+            <wp:extent cx="5486400" cy="4372152"/>
             <wp:docPr id="1" name="Picture 1"/>
             <wp:cNvGraphicFramePr>
               <a:graphicFrameLocks noChangeAspect="1"/>
@@ -227,7 +230,7 @@
                   <pic:spPr>
                     <a:xfrm>
                       <a:off x="0" y="0"/>
-                      <a:ext cx="5486400" cy="3294310"/>
+                      <a:ext cx="5486400" cy="4372152"/>
                     </a:xfrm>
                     <a:prstGeom prst="rect"/>
                   </pic:spPr>
@@ -241,9 +244,139 @@
     <w:p>
       <w:pPr>
         <w:pStyle w:val="Caption"/>
+        <w:spacing w:after="240"/>
       </w:pPr>
       <w:r>
-        <w:t>Figur 1. Fyndplatser för naturvårdsarter i det avverkningsanmälda området (röd linje). Markörer utan svart kant är placerade på fyndplatsen. Markörer med svart kant är placerade vid sidan av fyndplatsen och har ett svart streck som visar fyndplatsens exakta position. Kartans mittpunktskoordinat är N 6373773, E 587269 i SWEREF 99 TM.</w:t>
+        <w:t>Figur 1. Fyndplatser för naturvårdsarter i avverkningsanmälan (röd linje). Markörer utan svart kant är placerade på fyndplatsen. Markörer med svart kant är placerade vid sidan av fyndplatsen och har ett svart streck som visar fyndplatsens exakta position. Kartans mittpunktskoordinat är N 6373773, E 587269 i SWEREF 99 TM.</w:t>
+      </w:r>
+    </w:p>
+    <w:p>
+      <w:pPr>
+        <w:pStyle w:val="Heading2"/>
+      </w:pPr>
+      <w:r>
+        <w:t>Fridlysta arter</w:t>
+      </w:r>
+    </w:p>
+    <w:p>
+      <w:r>
+        <w:t>Följande fridlysta arter har sina livsmiljöer och växtplatser i den avverkningsanmälda skogen: talltita (NT, §4), spillkråka (T, §4), tjäder (T, §4) och tofsmes (T, §4).</w:t>
+      </w:r>
+    </w:p>
+    <w:p>
+      <w:r>
+        <w:t xml:space="preserve">Observera att medlemsländerna är skyldiga att agera i enlighet med EU:s fågeldirektiv där det uttryckligen står att direktivet gäller för fåglar samt för deras ägg, bon och </w:t>
+      </w:r>
+      <w:r>
+        <w:rPr>
+          <w:b/>
+        </w:rPr>
+        <w:t xml:space="preserve">livsmiljöer </w:t>
+      </w:r>
+      <w:r>
+        <w:t>(artikel 1). Vidare att de åtgärder som vidtas inte får leda till en försämring av den nuvarande situationen beträffande bevarandet av de fågelarter som avses i artikel 1 (artikel 13). Fågeldirektivet är styrande för tillsynsansvariga myndigheters ärendehantering, ställningstaganden och beslutsfattande.</w:t>
+      </w:r>
+    </w:p>
+    <w:p>
+      <w:r>
+        <w:rPr>
+          <w:b/>
+        </w:rPr>
+        <w:t>Spillkråka (§4)</w:t>
+      </w:r>
+      <w:r>
+        <w:t xml:space="preserve"> omfattas av bilaga 1 i EU:s fågeldirektiv och är typisk art för </w:t>
+      </w:r>
+      <w:r>
+        <w:rPr>
+          <w:i/>
+        </w:rPr>
+        <w:t xml:space="preserve">9010 Taiga </w:t>
+      </w:r>
+      <w:r>
+        <w:t>och</w:t>
+      </w:r>
+      <w:r>
+        <w:rPr>
+          <w:i/>
+        </w:rPr>
+        <w:t xml:space="preserve"> 9740 Skogsbevuxen myr</w:t>
+      </w:r>
+      <w:r>
+        <w:t>. Den behöver grova träd, främst tall, asp och bok som boträd. Skogsbruk med korta omloppstider och täta, homogena ungskogar utgör det största hotet. Spillkråka är en nyckelart i skogliga miljöer vars övergivna bohål utnyttjas av flera andra hålhäckande fågelarter och fladdermöss, däribland pärluggla (EN, §4), knipa (§4), salskrake (§4) och skogsduva (§4). Hökuggla (VU, §4) och slaguggla (§4) häckar ofta i högstubbar som brutits av i höjd med ett gammalt spillkråkebo (SLU Artdatabanken, 2026; Skogsstyrelsen, 2016).</w:t>
+      </w:r>
+    </w:p>
+    <w:p>
+      <w:r>
+        <w:rPr>
+          <w:b/>
+        </w:rPr>
+        <w:t>Talltita (NT, §4)</w:t>
+      </w:r>
+      <w:r>
+        <w:t>, rödlistad som nära hotad och prioriterad art i Skogsvårdslagen, har häckningsrevir i anmälan. Arten har minskat kraftigt de senaste 30 åren och minskningstakten innevarande 10-årsperiod beräknas till 20 (10–30) %. Talltitan är synnerligen trogen sitt cirka 15 hektar stora revir och är beroende av flerskiktade olikåldriga skogar för att kunna föda upp sina ungar. Talltitan försvinner om dess livsmiljö kalavverkas (Eggers &amp; Low, 2014; Ekman, 1979; Griesser et al, 2007; Klein, 2020; Siffczyk et al, 2003; SLU Artdatabanken, 2021).</w:t>
+      </w:r>
+    </w:p>
+    <w:p>
+      <w:r>
+        <w:rPr>
+          <w:b/>
+        </w:rPr>
+        <w:t>Tjäder (§4)</w:t>
+      </w:r>
+      <w:r>
+        <w:t xml:space="preserve"> omfattas av bilaga 1 och 2 EU:s fågeldirektiv och är typisk art för </w:t>
+      </w:r>
+      <w:r>
+        <w:rPr>
+          <w:i/>
+        </w:rPr>
+        <w:t xml:space="preserve">9010 Taiga </w:t>
+      </w:r>
+      <w:r>
+        <w:t xml:space="preserve">och </w:t>
+      </w:r>
+      <w:r>
+        <w:rPr>
+          <w:i/>
+        </w:rPr>
+        <w:t>9740 Skogsbevuxen myr</w:t>
+      </w:r>
+      <w:r>
+        <w:t>. Tjädern är en utpräglad skogsfågel knuten till större sammanhängande barrskogsområden. Tupparna och hönorna utnyttjar till viss del olika miljöer, och habitatvalet varierar dessutom mellan olika delar av året. För att det ska finnas livskraftiga tjäderbestånd krävs funktionella skogslandskap med en blandning av uppvuxen, gles och luckig skog, täta sumpskogar, myrar och andra små våtmarker. Arten försvinner när skogen fragmenteras och den sammanlagda arealen hyggen och andra öppna områden blir för stor. Ett småskaligt och försiktigt virkesuttag genom hyggesfria metoder kan i vissa fall vara möjligt i området inom 200 m från lekcentrum. Längre ut från lekcentrum, inom 200–500 m bör den avverkade ytan inte överskrida 1 hektar för att undvika alltför stora och snabba förändringar (Skogsstyrelsen, 2019; SLU Artdatabanken, 2024).</w:t>
+      </w:r>
+    </w:p>
+    <w:p>
+      <w:r>
+        <w:rPr>
+          <w:b/>
+        </w:rPr>
+        <w:t>Tofsmes (§4)</w:t>
+      </w:r>
+      <w:r>
+        <w:t xml:space="preserve"> häckar i barr- och blandskog, främst i tallskog. Tofsmes är typisk art för </w:t>
+      </w:r>
+      <w:r>
+        <w:rPr>
+          <w:i/>
+        </w:rPr>
+        <w:t xml:space="preserve">9010 Taiga </w:t>
+      </w:r>
+      <w:r>
+        <w:t>(SLU Artdatabanken, 2025).</w:t>
+      </w:r>
+    </w:p>
+    <w:p>
+      <w:r>
+        <w:t>I BILAGA 1 finns mer detaljerad information om ekologi samt krav på livsmiljö hos fridlysta arter.</w:t>
+      </w:r>
+    </w:p>
+    <w:p>
+      <w:pPr>
+        <w:pStyle w:val="Heading2"/>
+      </w:pPr>
+      <w:r>
+        <w:t>Övriga naturvårdsarter</w:t>
       </w:r>
     </w:p>
     <w:p>
@@ -349,107 +482,6 @@
         <w:pStyle w:val="Heading1"/>
       </w:pPr>
       <w:r>
-        <w:t>Fridlysta arter</w:t>
-      </w:r>
-    </w:p>
-    <w:p>
-      <w:r>
-        <w:t>Följande fridlysta arter har sina livsmiljöer och växtplatser i den avverkningsanmälda skogen: spillkråka (NT, §4), talltita (NT, §4) och tjäder (§4).</w:t>
-      </w:r>
-    </w:p>
-    <w:p>
-      <w:r>
-        <w:t xml:space="preserve">Observera att medlemsländerna är skyldiga att agera i enlighet med EU:s fågeldirektiv där det uttryckligen står att direktivet gäller för fåglar samt för deras ägg, bon och </w:t>
-      </w:r>
-      <w:r>
-        <w:rPr>
-          <w:b/>
-        </w:rPr>
-        <w:t xml:space="preserve">livsmiljöer </w:t>
-      </w:r>
-      <w:r>
-        <w:t>(artikel 1). Vidare att de åtgärder som vidtas inte får leda till en försämring av den nuvarande situationen beträffande bevarandet av de fågelarter som avses i artikel 1 (artikel 13). Fågeldirektivet är styrande för tillsynsansvariga myndigheters ärendehantering, ställningstaganden och beslutsfattande.</w:t>
-      </w:r>
-    </w:p>
-    <w:p>
-      <w:r>
-        <w:rPr>
-          <w:b/>
-        </w:rPr>
-        <w:t>Spillkråka (§4)</w:t>
-      </w:r>
-      <w:r>
-        <w:t xml:space="preserve"> omfattas av bilaga 1 i EU:s fågeldirektiv och är typisk art för </w:t>
-      </w:r>
-      <w:r>
-        <w:rPr>
-          <w:i/>
-        </w:rPr>
-        <w:t xml:space="preserve">9010 Taiga </w:t>
-      </w:r>
-      <w:r>
-        <w:t>och</w:t>
-      </w:r>
-      <w:r>
-        <w:rPr>
-          <w:i/>
-        </w:rPr>
-        <w:t xml:space="preserve"> 9740 Skogsbevuxen myr</w:t>
-      </w:r>
-      <w:r>
-        <w:t>. Den behöver grova träd, främst tall, asp och bok som boträd. Skogsbruk med korta omloppstider och täta, homogena ungskogar utgör det största hotet. Spillkråka är en nyckelart i skogliga miljöer vars övergivna bohål utnyttjas av flera andra hålhäckande fågelarter och fladdermöss, däribland pärluggla (EN, §4), knipa (§4), salskrake (§4) och skogsduva (§4). Hökuggla (VU, §4) och slaguggla (§4) häckar ofta i högstubbar som brutits av i höjd med ett gammalt spillkråkebo (SLU Artdatabanken, 2026; Skogsstyrelsen, 2016).</w:t>
-      </w:r>
-    </w:p>
-    <w:p>
-      <w:r>
-        <w:rPr>
-          <w:b/>
-        </w:rPr>
-        <w:t>Talltita (NT, §4)</w:t>
-      </w:r>
-      <w:r>
-        <w:t>, rödlistad som nära hotad och prioriterad art i Skogsvårdslagen, har häckningsrevir i anmälan. Arten har minskat kraftigt de senaste 30 åren och minskningstakten innevarande 10-årsperiod beräknas till 20 (10–30) %. Talltitan är synnerligen trogen sitt cirka 15 hektar stora revir och är beroende av flerskiktade olikåldriga skogar för att kunna föda upp sina ungar. Talltitan försvinner om dess livsmiljö kalavverkas (Eggers &amp; Low, 2014; Ekman, 1979; Griesser et al, 2007; Klein, 2020; Siffczyk et al, 2003; SLU Artdatabanken, 2021).</w:t>
-      </w:r>
-    </w:p>
-    <w:p>
-      <w:r>
-        <w:rPr>
-          <w:b/>
-        </w:rPr>
-        <w:t>Tjäder (§4)</w:t>
-      </w:r>
-      <w:r>
-        <w:t xml:space="preserve"> omfattas av bilaga 1 och 2 EU:s fågeldirektiv och är typisk art för </w:t>
-      </w:r>
-      <w:r>
-        <w:rPr>
-          <w:i/>
-        </w:rPr>
-        <w:t xml:space="preserve">9010 Taiga </w:t>
-      </w:r>
-      <w:r>
-        <w:t xml:space="preserve">och </w:t>
-      </w:r>
-      <w:r>
-        <w:rPr>
-          <w:i/>
-        </w:rPr>
-        <w:t>9740 Skogsbevuxen myr</w:t>
-      </w:r>
-      <w:r>
-        <w:t>. Tjädern är en utpräglad skogsfågel knuten till större sammanhängande barrskogsområden. Tupparna och hönorna utnyttjar till viss del olika miljöer, och habitatvalet varierar dessutom mellan olika delar av året. För att det ska finnas livskraftiga tjäderbestånd krävs funktionella skogslandskap med en blandning av uppvuxen, gles och luckig skog, täta sumpskogar, myrar och andra små våtmarker. Arten försvinner när skogen fragmenteras och den sammanlagda arealen hyggen och andra öppna områden blir för stor. Ett småskaligt och försiktigt virkesuttag genom hyggesfria metoder kan i vissa fall vara möjligt i området inom 200 m från lekcentrum. Längre ut från lekcentrum, inom 200–500 m bör den avverkade ytan inte överskrida 1 hektar för att undvika alltför stora och snabba förändringar (Skogsstyrelsen, 2019; SLU Artdatabanken, 2024).</w:t>
-      </w:r>
-    </w:p>
-    <w:p>
-      <w:r>
-        <w:t>I BILAGA 1 finns mer detaljerad information om ekologi samt krav på livsmiljö hos fridlysta arter.</w:t>
-      </w:r>
-    </w:p>
-    <w:p>
-      <w:pPr>
-        <w:pStyle w:val="Heading1"/>
-      </w:pPr>
-      <w:r>
         <w:t>Certifiering</w:t>
       </w:r>
     </w:p>
@@ -551,7 +583,7 @@
         <w:rPr>
           <w:i/>
         </w:rPr>
-        <w:t>I det avverkningsanmälda skogsområdet har 7 naturvårdsarter varav 3 rödlistade arter sina livsmiljöer och växtplatser.</w:t>
+        <w:t>I det avverkningsanmälda skogsområdet har 8 naturvårdsarter varav 3 rödlistade arter sina livsmiljöer och växtplatser.</w:t>
       </w:r>
     </w:p>
     <w:p>
@@ -1030,7 +1062,7 @@
 </file>
 
 <file path=word/endnotes.xml><?xml version="1.0" encoding="utf-8"?>
-<w:endnotes xmlns:wpc="http://schemas.microsoft.com/office/word/2010/wordprocessingCanvas" xmlns:cx="http://schemas.microsoft.com/office/drawing/2014/chartex" xmlns:cx1="http://schemas.microsoft.com/office/drawing/2015/9/8/chartex" xmlns:cx2="http://schemas.microsoft.com/office/drawing/2015/10/21/chartex" xmlns:cx3="http://schemas.microsoft.com/office/drawing/2016/5/9/chartex" xmlns:cx4="http://schemas.microsoft.com/office/drawing/2016/5/10/chartex" xmlns:cx5="http://schemas.microsoft.com/office/drawing/2016/5/11/chartex" xmlns:cx6="http://schemas.microsoft.com/office/drawing/2016/5/12/chartex" xmlns:cx7="http://schemas.microsoft.com/office/drawing/2016/5/13/chartex" xmlns:cx8="http://schemas.microsoft.com/office/drawing/2016/5/14/chartex" xmlns:mc="http://schemas.openxmlformats.org/markup-compatibility/2006" xmlns:aink="http://schemas.microsoft.com/office/drawing/2016/ink" xmlns:am3d="http://schemas.microsoft.com/office/drawing/2017/model3d" xmlns:o="urn:schemas-microsoft-com:office:office" xmlns:oel="http://schemas.microsoft.com/office/2019/extlst" xmlns:r="http://schemas.openxmlformats.org/officeDocument/2006/relationships" xmlns:m="http://schemas.openxmlformats.org/officeDocument/2006/math" xmlns:v="urn:schemas-microsoft-com:vml" xmlns:wp14="http://schemas.microsoft.com/office/word/2010/wordprocessingDrawing" xmlns:wp="http://schemas.openxmlformats.org/drawingml/2006/wordprocessingDrawing" xmlns:w10="urn:schemas-microsoft-com:office:word" xmlns:w="http://schemas.openxmlformats.org/wordprocessingml/2006/main" xmlns:w14="http://schemas.microsoft.com/office/word/2010/wordml" xmlns:w15="http://schemas.microsoft.com/office/word/2012/wordml" xmlns:w16cex="http://schemas.microsoft.com/office/word/2018/wordml/cex" xmlns:w16cid="http://schemas.microsoft.com/office/word/2016/wordml/cid" xmlns:w16="http://schemas.microsoft.com/office/word/2018/wordml" xmlns:w16sdtdh="http://schemas.microsoft.com/office/word/2020/wordml/sdtdatahash" xmlns:w16se="http://schemas.microsoft.com/office/word/2015/wordml/symex" xmlns:wpg="http://schemas.microsoft.com/office/word/2010/wordprocessingGroup" xmlns:wpi="http://schemas.microsoft.com/office/word/2010/wordprocessingInk" xmlns:wne="http://schemas.microsoft.com/office/word/2006/wordml" xmlns:wps="http://schemas.microsoft.com/office/word/2010/wordprocessingShape" mc:Ignorable="w14 w15 w16se w16cid w16 w16cex w16sdtdh wp14">
+<w:endnotes xmlns:wpc="http://schemas.microsoft.com/office/word/2010/wordprocessingCanvas" xmlns:cx="http://schemas.microsoft.com/office/drawing/2014/chartex" xmlns:cx1="http://schemas.microsoft.com/office/drawing/2015/9/8/chartex" xmlns:cx2="http://schemas.microsoft.com/office/drawing/2015/10/21/chartex" xmlns:cx3="http://schemas.microsoft.com/office/drawing/2016/5/9/chartex" xmlns:cx4="http://schemas.microsoft.com/office/drawing/2016/5/10/chartex" xmlns:cx5="http://schemas.microsoft.com/office/drawing/2016/5/11/chartex" xmlns:cx6="http://schemas.microsoft.com/office/drawing/2016/5/12/chartex" xmlns:cx7="http://schemas.microsoft.com/office/drawing/2016/5/13/chartex" xmlns:cx8="http://schemas.microsoft.com/office/drawing/2016/5/14/chartex" xmlns:mc="http://schemas.openxmlformats.org/markup-compatibility/2006" xmlns:aink="http://schemas.microsoft.com/office/drawing/2016/ink" xmlns:am3d="http://schemas.microsoft.com/office/drawing/2017/model3d" xmlns:o="urn:schemas-microsoft-com:office:office" xmlns:oel="http://schemas.microsoft.com/office/2019/extlst" xmlns:r="http://schemas.openxmlformats.org/officeDocument/2006/relationships" xmlns:m="http://schemas.openxmlformats.org/officeDocument/2006/math" xmlns:v="urn:schemas-microsoft-com:vml" xmlns:wp14="http://schemas.microsoft.com/office/word/2010/wordprocessingDrawing" xmlns:wp="http://schemas.openxmlformats.org/drawingml/2006/wordprocessingDrawing" xmlns:w10="urn:schemas-microsoft-com:office:word" xmlns:w="http://schemas.openxmlformats.org/wordprocessingml/2006/main" xmlns:w14="http://schemas.microsoft.com/office/word/2010/wordml" xmlns:w15="http://schemas.microsoft.com/office/word/2012/wordml" xmlns:w16cex="http://schemas.microsoft.com/office/word/2018/wordml/cex" xmlns:w16cid="http://schemas.microsoft.com/office/word/2016/wordml/cid" xmlns:w16="http://schemas.microsoft.com/office/word/2018/wordml" xmlns:w16du="http://schemas.microsoft.com/office/word/2023/wordml/word16du" xmlns:w16sdtdh="http://schemas.microsoft.com/office/word/2020/wordml/sdtdatahash" xmlns:w16sdtfl="http://schemas.microsoft.com/office/word/2024/wordml/sdtformatlock" xmlns:w16se="http://schemas.microsoft.com/office/word/2015/wordml/symex" xmlns:wpg="http://schemas.microsoft.com/office/word/2010/wordprocessingGroup" xmlns:wpi="http://schemas.microsoft.com/office/word/2010/wordprocessingInk" xmlns:wne="http://schemas.microsoft.com/office/word/2006/wordml" xmlns:wps="http://schemas.microsoft.com/office/word/2010/wordprocessingShape" mc:Ignorable="w14 w15 w16se w16cid w16 w16cex w16sdtdh w16sdtfl w16du wp14">
   <w:endnote w:type="separator" w:id="-1">
     <w:p>
       <w:pPr>
@@ -1055,7 +1087,7 @@
 </file>
 
 <file path=word/footer1.xml><?xml version="1.0" encoding="utf-8"?>
-<w:ftr xmlns:wpc="http://schemas.microsoft.com/office/word/2010/wordprocessingCanvas" xmlns:cx="http://schemas.microsoft.com/office/drawing/2014/chartex" xmlns:cx1="http://schemas.microsoft.com/office/drawing/2015/9/8/chartex" xmlns:cx2="http://schemas.microsoft.com/office/drawing/2015/10/21/chartex" xmlns:cx3="http://schemas.microsoft.com/office/drawing/2016/5/9/chartex" xmlns:cx4="http://schemas.microsoft.com/office/drawing/2016/5/10/chartex" xmlns:cx5="http://schemas.microsoft.com/office/drawing/2016/5/11/chartex" xmlns:cx6="http://schemas.microsoft.com/office/drawing/2016/5/12/chartex" xmlns:cx7="http://schemas.microsoft.com/office/drawing/2016/5/13/chartex" xmlns:cx8="http://schemas.microsoft.com/office/drawing/2016/5/14/chartex" xmlns:mc="http://schemas.openxmlformats.org/markup-compatibility/2006" xmlns:aink="http://schemas.microsoft.com/office/drawing/2016/ink" xmlns:am3d="http://schemas.microsoft.com/office/drawing/2017/model3d" xmlns:o="urn:schemas-microsoft-com:office:office" xmlns:oel="http://schemas.microsoft.com/office/2019/extlst" xmlns:r="http://schemas.openxmlformats.org/officeDocument/2006/relationships" xmlns:m="http://schemas.openxmlformats.org/officeDocument/2006/math" xmlns:v="urn:schemas-microsoft-com:vml" xmlns:wp14="http://schemas.microsoft.com/office/word/2010/wordprocessingDrawing" xmlns:wp="http://schemas.openxmlformats.org/drawingml/2006/wordprocessingDrawing" xmlns:w10="urn:schemas-microsoft-com:office:word" xmlns:w="http://schemas.openxmlformats.org/wordprocessingml/2006/main" xmlns:w14="http://schemas.microsoft.com/office/word/2010/wordml" xmlns:w15="http://schemas.microsoft.com/office/word/2012/wordml" xmlns:w16cex="http://schemas.microsoft.com/office/word/2018/wordml/cex" xmlns:w16cid="http://schemas.microsoft.com/office/word/2016/wordml/cid" xmlns:w16="http://schemas.microsoft.com/office/word/2018/wordml" xmlns:w16sdtdh="http://schemas.microsoft.com/office/word/2020/wordml/sdtdatahash" xmlns:w16se="http://schemas.microsoft.com/office/word/2015/wordml/symex" xmlns:wpg="http://schemas.microsoft.com/office/word/2010/wordprocessingGroup" xmlns:wpi="http://schemas.microsoft.com/office/word/2010/wordprocessingInk" xmlns:wne="http://schemas.microsoft.com/office/word/2006/wordml" xmlns:wps="http://schemas.microsoft.com/office/word/2010/wordprocessingShape" mc:Ignorable="w14 w15 w16se w16cid w16 w16cex w16sdtdh wp14">
+<w:ftr xmlns:wpc="http://schemas.microsoft.com/office/word/2010/wordprocessingCanvas" xmlns:cx="http://schemas.microsoft.com/office/drawing/2014/chartex" xmlns:cx1="http://schemas.microsoft.com/office/drawing/2015/9/8/chartex" xmlns:cx2="http://schemas.microsoft.com/office/drawing/2015/10/21/chartex" xmlns:cx3="http://schemas.microsoft.com/office/drawing/2016/5/9/chartex" xmlns:cx4="http://schemas.microsoft.com/office/drawing/2016/5/10/chartex" xmlns:cx5="http://schemas.microsoft.com/office/drawing/2016/5/11/chartex" xmlns:cx6="http://schemas.microsoft.com/office/drawing/2016/5/12/chartex" xmlns:cx7="http://schemas.microsoft.com/office/drawing/2016/5/13/chartex" xmlns:cx8="http://schemas.microsoft.com/office/drawing/2016/5/14/chartex" xmlns:mc="http://schemas.openxmlformats.org/markup-compatibility/2006" xmlns:aink="http://schemas.microsoft.com/office/drawing/2016/ink" xmlns:am3d="http://schemas.microsoft.com/office/drawing/2017/model3d" xmlns:o="urn:schemas-microsoft-com:office:office" xmlns:oel="http://schemas.microsoft.com/office/2019/extlst" xmlns:r="http://schemas.openxmlformats.org/officeDocument/2006/relationships" xmlns:m="http://schemas.openxmlformats.org/officeDocument/2006/math" xmlns:v="urn:schemas-microsoft-com:vml" xmlns:wp14="http://schemas.microsoft.com/office/word/2010/wordprocessingDrawing" xmlns:wp="http://schemas.openxmlformats.org/drawingml/2006/wordprocessingDrawing" xmlns:w10="urn:schemas-microsoft-com:office:word" xmlns:w="http://schemas.openxmlformats.org/wordprocessingml/2006/main" xmlns:w14="http://schemas.microsoft.com/office/word/2010/wordml" xmlns:w15="http://schemas.microsoft.com/office/word/2012/wordml" xmlns:w16cex="http://schemas.microsoft.com/office/word/2018/wordml/cex" xmlns:w16cid="http://schemas.microsoft.com/office/word/2016/wordml/cid" xmlns:w16="http://schemas.microsoft.com/office/word/2018/wordml" xmlns:w16du="http://schemas.microsoft.com/office/word/2023/wordml/word16du" xmlns:w16sdtdh="http://schemas.microsoft.com/office/word/2020/wordml/sdtdatahash" xmlns:w16sdtfl="http://schemas.microsoft.com/office/word/2024/wordml/sdtformatlock" xmlns:w16se="http://schemas.microsoft.com/office/word/2015/wordml/symex" xmlns:wpg="http://schemas.microsoft.com/office/word/2010/wordprocessingGroup" xmlns:wpi="http://schemas.microsoft.com/office/word/2010/wordprocessingInk" xmlns:wne="http://schemas.microsoft.com/office/word/2006/wordml" xmlns:wps="http://schemas.microsoft.com/office/word/2010/wordprocessingShape" mc:Ignorable="w14 w15 w16se w16cid w16 w16cex w16sdtdh w16sdtfl w16du wp14">
   <w:p>
     <w:pPr>
       <w:pStyle w:val="Footer"/>
@@ -1065,7 +1097,7 @@
 </file>
 
 <file path=word/footer2.xml><?xml version="1.0" encoding="utf-8"?>
-<w:ftr xmlns:wpc="http://schemas.microsoft.com/office/word/2010/wordprocessingCanvas" xmlns:cx="http://schemas.microsoft.com/office/drawing/2014/chartex" xmlns:cx1="http://schemas.microsoft.com/office/drawing/2015/9/8/chartex" xmlns:cx2="http://schemas.microsoft.com/office/drawing/2015/10/21/chartex" xmlns:cx3="http://schemas.microsoft.com/office/drawing/2016/5/9/chartex" xmlns:cx4="http://schemas.microsoft.com/office/drawing/2016/5/10/chartex" xmlns:cx5="http://schemas.microsoft.com/office/drawing/2016/5/11/chartex" xmlns:cx6="http://schemas.microsoft.com/office/drawing/2016/5/12/chartex" xmlns:cx7="http://schemas.microsoft.com/office/drawing/2016/5/13/chartex" xmlns:cx8="http://schemas.microsoft.com/office/drawing/2016/5/14/chartex" xmlns:mc="http://schemas.openxmlformats.org/markup-compatibility/2006" xmlns:aink="http://schemas.microsoft.com/office/drawing/2016/ink" xmlns:am3d="http://schemas.microsoft.com/office/drawing/2017/model3d" xmlns:o="urn:schemas-microsoft-com:office:office" xmlns:oel="http://schemas.microsoft.com/office/2019/extlst" xmlns:r="http://schemas.openxmlformats.org/officeDocument/2006/relationships" xmlns:m="http://schemas.openxmlformats.org/officeDocument/2006/math" xmlns:v="urn:schemas-microsoft-com:vml" xmlns:wp14="http://schemas.microsoft.com/office/word/2010/wordprocessingDrawing" xmlns:wp="http://schemas.openxmlformats.org/drawingml/2006/wordprocessingDrawing" xmlns:w10="urn:schemas-microsoft-com:office:word" xmlns:w="http://schemas.openxmlformats.org/wordprocessingml/2006/main" xmlns:w14="http://schemas.microsoft.com/office/word/2010/wordml" xmlns:w15="http://schemas.microsoft.com/office/word/2012/wordml" xmlns:w16cex="http://schemas.microsoft.com/office/word/2018/wordml/cex" xmlns:w16cid="http://schemas.microsoft.com/office/word/2016/wordml/cid" xmlns:w16="http://schemas.microsoft.com/office/word/2018/wordml" xmlns:w16sdtdh="http://schemas.microsoft.com/office/word/2020/wordml/sdtdatahash" xmlns:w16se="http://schemas.microsoft.com/office/word/2015/wordml/symex" xmlns:wpg="http://schemas.microsoft.com/office/word/2010/wordprocessingGroup" xmlns:wpi="http://schemas.microsoft.com/office/word/2010/wordprocessingInk" xmlns:wne="http://schemas.microsoft.com/office/word/2006/wordml" xmlns:wps="http://schemas.microsoft.com/office/word/2010/wordprocessingShape" mc:Ignorable="w14 w15 w16se w16cid w16 w16cex w16sdtdh wp14">
+<w:ftr xmlns:wpc="http://schemas.microsoft.com/office/word/2010/wordprocessingCanvas" xmlns:cx="http://schemas.microsoft.com/office/drawing/2014/chartex" xmlns:cx1="http://schemas.microsoft.com/office/drawing/2015/9/8/chartex" xmlns:cx2="http://schemas.microsoft.com/office/drawing/2015/10/21/chartex" xmlns:cx3="http://schemas.microsoft.com/office/drawing/2016/5/9/chartex" xmlns:cx4="http://schemas.microsoft.com/office/drawing/2016/5/10/chartex" xmlns:cx5="http://schemas.microsoft.com/office/drawing/2016/5/11/chartex" xmlns:cx6="http://schemas.microsoft.com/office/drawing/2016/5/12/chartex" xmlns:cx7="http://schemas.microsoft.com/office/drawing/2016/5/13/chartex" xmlns:cx8="http://schemas.microsoft.com/office/drawing/2016/5/14/chartex" xmlns:mc="http://schemas.openxmlformats.org/markup-compatibility/2006" xmlns:aink="http://schemas.microsoft.com/office/drawing/2016/ink" xmlns:am3d="http://schemas.microsoft.com/office/drawing/2017/model3d" xmlns:o="urn:schemas-microsoft-com:office:office" xmlns:oel="http://schemas.microsoft.com/office/2019/extlst" xmlns:r="http://schemas.openxmlformats.org/officeDocument/2006/relationships" xmlns:m="http://schemas.openxmlformats.org/officeDocument/2006/math" xmlns:v="urn:schemas-microsoft-com:vml" xmlns:wp14="http://schemas.microsoft.com/office/word/2010/wordprocessingDrawing" xmlns:wp="http://schemas.openxmlformats.org/drawingml/2006/wordprocessingDrawing" xmlns:w10="urn:schemas-microsoft-com:office:word" xmlns:w="http://schemas.openxmlformats.org/wordprocessingml/2006/main" xmlns:w14="http://schemas.microsoft.com/office/word/2010/wordml" xmlns:w15="http://schemas.microsoft.com/office/word/2012/wordml" xmlns:w16cex="http://schemas.microsoft.com/office/word/2018/wordml/cex" xmlns:w16cid="http://schemas.microsoft.com/office/word/2016/wordml/cid" xmlns:w16="http://schemas.microsoft.com/office/word/2018/wordml" xmlns:w16du="http://schemas.microsoft.com/office/word/2023/wordml/word16du" xmlns:w16sdtdh="http://schemas.microsoft.com/office/word/2020/wordml/sdtdatahash" xmlns:w16sdtfl="http://schemas.microsoft.com/office/word/2024/wordml/sdtformatlock" xmlns:w16se="http://schemas.microsoft.com/office/word/2015/wordml/symex" xmlns:wpg="http://schemas.microsoft.com/office/word/2010/wordprocessingGroup" xmlns:wpi="http://schemas.microsoft.com/office/word/2010/wordprocessingInk" xmlns:wne="http://schemas.microsoft.com/office/word/2006/wordml" xmlns:wps="http://schemas.microsoft.com/office/word/2010/wordprocessingShape" mc:Ignorable="w14 w15 w16se w16cid w16 w16cex w16sdtdh w16sdtfl w16du wp14">
   <w:p>
     <w:pPr>
       <w:pStyle w:val="Footer"/>
@@ -1075,7 +1107,7 @@
 </file>
 
 <file path=word/footer3.xml><?xml version="1.0" encoding="utf-8"?>
-<w:ftr xmlns:wpc="http://schemas.microsoft.com/office/word/2010/wordprocessingCanvas" xmlns:cx="http://schemas.microsoft.com/office/drawing/2014/chartex" xmlns:cx1="http://schemas.microsoft.com/office/drawing/2015/9/8/chartex" xmlns:cx2="http://schemas.microsoft.com/office/drawing/2015/10/21/chartex" xmlns:cx3="http://schemas.microsoft.com/office/drawing/2016/5/9/chartex" xmlns:cx4="http://schemas.microsoft.com/office/drawing/2016/5/10/chartex" xmlns:cx5="http://schemas.microsoft.com/office/drawing/2016/5/11/chartex" xmlns:cx6="http://schemas.microsoft.com/office/drawing/2016/5/12/chartex" xmlns:cx7="http://schemas.microsoft.com/office/drawing/2016/5/13/chartex" xmlns:cx8="http://schemas.microsoft.com/office/drawing/2016/5/14/chartex" xmlns:mc="http://schemas.openxmlformats.org/markup-compatibility/2006" xmlns:aink="http://schemas.microsoft.com/office/drawing/2016/ink" xmlns:am3d="http://schemas.microsoft.com/office/drawing/2017/model3d" xmlns:o="urn:schemas-microsoft-com:office:office" xmlns:oel="http://schemas.microsoft.com/office/2019/extlst" xmlns:r="http://schemas.openxmlformats.org/officeDocument/2006/relationships" xmlns:m="http://schemas.openxmlformats.org/officeDocument/2006/math" xmlns:v="urn:schemas-microsoft-com:vml" xmlns:wp14="http://schemas.microsoft.com/office/word/2010/wordprocessingDrawing" xmlns:wp="http://schemas.openxmlformats.org/drawingml/2006/wordprocessingDrawing" xmlns:w10="urn:schemas-microsoft-com:office:word" xmlns:w="http://schemas.openxmlformats.org/wordprocessingml/2006/main" xmlns:w14="http://schemas.microsoft.com/office/word/2010/wordml" xmlns:w15="http://schemas.microsoft.com/office/word/2012/wordml" xmlns:w16cex="http://schemas.microsoft.com/office/word/2018/wordml/cex" xmlns:w16cid="http://schemas.microsoft.com/office/word/2016/wordml/cid" xmlns:w16="http://schemas.microsoft.com/office/word/2018/wordml" xmlns:w16sdtdh="http://schemas.microsoft.com/office/word/2020/wordml/sdtdatahash" xmlns:w16se="http://schemas.microsoft.com/office/word/2015/wordml/symex" xmlns:wpg="http://schemas.microsoft.com/office/word/2010/wordprocessingGroup" xmlns:wpi="http://schemas.microsoft.com/office/word/2010/wordprocessingInk" xmlns:wne="http://schemas.microsoft.com/office/word/2006/wordml" xmlns:wps="http://schemas.microsoft.com/office/word/2010/wordprocessingShape" mc:Ignorable="w14 w15 w16se w16cid w16 w16cex w16sdtdh wp14">
+<w:ftr xmlns:wpc="http://schemas.microsoft.com/office/word/2010/wordprocessingCanvas" xmlns:cx="http://schemas.microsoft.com/office/drawing/2014/chartex" xmlns:cx1="http://schemas.microsoft.com/office/drawing/2015/9/8/chartex" xmlns:cx2="http://schemas.microsoft.com/office/drawing/2015/10/21/chartex" xmlns:cx3="http://schemas.microsoft.com/office/drawing/2016/5/9/chartex" xmlns:cx4="http://schemas.microsoft.com/office/drawing/2016/5/10/chartex" xmlns:cx5="http://schemas.microsoft.com/office/drawing/2016/5/11/chartex" xmlns:cx6="http://schemas.microsoft.com/office/drawing/2016/5/12/chartex" xmlns:cx7="http://schemas.microsoft.com/office/drawing/2016/5/13/chartex" xmlns:cx8="http://schemas.microsoft.com/office/drawing/2016/5/14/chartex" xmlns:mc="http://schemas.openxmlformats.org/markup-compatibility/2006" xmlns:aink="http://schemas.microsoft.com/office/drawing/2016/ink" xmlns:am3d="http://schemas.microsoft.com/office/drawing/2017/model3d" xmlns:o="urn:schemas-microsoft-com:office:office" xmlns:oel="http://schemas.microsoft.com/office/2019/extlst" xmlns:r="http://schemas.openxmlformats.org/officeDocument/2006/relationships" xmlns:m="http://schemas.openxmlformats.org/officeDocument/2006/math" xmlns:v="urn:schemas-microsoft-com:vml" xmlns:wp14="http://schemas.microsoft.com/office/word/2010/wordprocessingDrawing" xmlns:wp="http://schemas.openxmlformats.org/drawingml/2006/wordprocessingDrawing" xmlns:w10="urn:schemas-microsoft-com:office:word" xmlns:w="http://schemas.openxmlformats.org/wordprocessingml/2006/main" xmlns:w14="http://schemas.microsoft.com/office/word/2010/wordml" xmlns:w15="http://schemas.microsoft.com/office/word/2012/wordml" xmlns:w16cex="http://schemas.microsoft.com/office/word/2018/wordml/cex" xmlns:w16cid="http://schemas.microsoft.com/office/word/2016/wordml/cid" xmlns:w16="http://schemas.microsoft.com/office/word/2018/wordml" xmlns:w16du="http://schemas.microsoft.com/office/word/2023/wordml/word16du" xmlns:w16sdtdh="http://schemas.microsoft.com/office/word/2020/wordml/sdtdatahash" xmlns:w16sdtfl="http://schemas.microsoft.com/office/word/2024/wordml/sdtformatlock" xmlns:w16se="http://schemas.microsoft.com/office/word/2015/wordml/symex" xmlns:wpg="http://schemas.microsoft.com/office/word/2010/wordprocessingGroup" xmlns:wpi="http://schemas.microsoft.com/office/word/2010/wordprocessingInk" xmlns:wne="http://schemas.microsoft.com/office/word/2006/wordml" xmlns:wps="http://schemas.microsoft.com/office/word/2010/wordprocessingShape" mc:Ignorable="w14 w15 w16se w16cid w16 w16cex w16sdtdh w16sdtfl w16du wp14">
   <w:p>
     <w:pPr>
       <w:pStyle w:val="Footer"/>
@@ -1085,7 +1117,7 @@
 </file>
 
 <file path=word/footnotes.xml><?xml version="1.0" encoding="utf-8"?>
-<w:footnotes xmlns:wpc="http://schemas.microsoft.com/office/word/2010/wordprocessingCanvas" xmlns:cx="http://schemas.microsoft.com/office/drawing/2014/chartex" xmlns:cx1="http://schemas.microsoft.com/office/drawing/2015/9/8/chartex" xmlns:cx2="http://schemas.microsoft.com/office/drawing/2015/10/21/chartex" xmlns:cx3="http://schemas.microsoft.com/office/drawing/2016/5/9/chartex" xmlns:cx4="http://schemas.microsoft.com/office/drawing/2016/5/10/chartex" xmlns:cx5="http://schemas.microsoft.com/office/drawing/2016/5/11/chartex" xmlns:cx6="http://schemas.microsoft.com/office/drawing/2016/5/12/chartex" xmlns:cx7="http://schemas.microsoft.com/office/drawing/2016/5/13/chartex" xmlns:cx8="http://schemas.microsoft.com/office/drawing/2016/5/14/chartex" xmlns:mc="http://schemas.openxmlformats.org/markup-compatibility/2006" xmlns:aink="http://schemas.microsoft.com/office/drawing/2016/ink" xmlns:am3d="http://schemas.microsoft.com/office/drawing/2017/model3d" xmlns:o="urn:schemas-microsoft-com:office:office" xmlns:oel="http://schemas.microsoft.com/office/2019/extlst" xmlns:r="http://schemas.openxmlformats.org/officeDocument/2006/relationships" xmlns:m="http://schemas.openxmlformats.org/officeDocument/2006/math" xmlns:v="urn:schemas-microsoft-com:vml" xmlns:wp14="http://schemas.microsoft.com/office/word/2010/wordprocessingDrawing" xmlns:wp="http://schemas.openxmlformats.org/drawingml/2006/wordprocessingDrawing" xmlns:w10="urn:schemas-microsoft-com:office:word" xmlns:w="http://schemas.openxmlformats.org/wordprocessingml/2006/main" xmlns:w14="http://schemas.microsoft.com/office/word/2010/wordml" xmlns:w15="http://schemas.microsoft.com/office/word/2012/wordml" xmlns:w16cex="http://schemas.microsoft.com/office/word/2018/wordml/cex" xmlns:w16cid="http://schemas.microsoft.com/office/word/2016/wordml/cid" xmlns:w16="http://schemas.microsoft.com/office/word/2018/wordml" xmlns:w16sdtdh="http://schemas.microsoft.com/office/word/2020/wordml/sdtdatahash" xmlns:w16se="http://schemas.microsoft.com/office/word/2015/wordml/symex" xmlns:wpg="http://schemas.microsoft.com/office/word/2010/wordprocessingGroup" xmlns:wpi="http://schemas.microsoft.com/office/word/2010/wordprocessingInk" xmlns:wne="http://schemas.microsoft.com/office/word/2006/wordml" xmlns:wps="http://schemas.microsoft.com/office/word/2010/wordprocessingShape" mc:Ignorable="w14 w15 w16se w16cid w16 w16cex w16sdtdh wp14">
+<w:footnotes xmlns:wpc="http://schemas.microsoft.com/office/word/2010/wordprocessingCanvas" xmlns:cx="http://schemas.microsoft.com/office/drawing/2014/chartex" xmlns:cx1="http://schemas.microsoft.com/office/drawing/2015/9/8/chartex" xmlns:cx2="http://schemas.microsoft.com/office/drawing/2015/10/21/chartex" xmlns:cx3="http://schemas.microsoft.com/office/drawing/2016/5/9/chartex" xmlns:cx4="http://schemas.microsoft.com/office/drawing/2016/5/10/chartex" xmlns:cx5="http://schemas.microsoft.com/office/drawing/2016/5/11/chartex" xmlns:cx6="http://schemas.microsoft.com/office/drawing/2016/5/12/chartex" xmlns:cx7="http://schemas.microsoft.com/office/drawing/2016/5/13/chartex" xmlns:cx8="http://schemas.microsoft.com/office/drawing/2016/5/14/chartex" xmlns:mc="http://schemas.openxmlformats.org/markup-compatibility/2006" xmlns:aink="http://schemas.microsoft.com/office/drawing/2016/ink" xmlns:am3d="http://schemas.microsoft.com/office/drawing/2017/model3d" xmlns:o="urn:schemas-microsoft-com:office:office" xmlns:oel="http://schemas.microsoft.com/office/2019/extlst" xmlns:r="http://schemas.openxmlformats.org/officeDocument/2006/relationships" xmlns:m="http://schemas.openxmlformats.org/officeDocument/2006/math" xmlns:v="urn:schemas-microsoft-com:vml" xmlns:wp14="http://schemas.microsoft.com/office/word/2010/wordprocessingDrawing" xmlns:wp="http://schemas.openxmlformats.org/drawingml/2006/wordprocessingDrawing" xmlns:w10="urn:schemas-microsoft-com:office:word" xmlns:w="http://schemas.openxmlformats.org/wordprocessingml/2006/main" xmlns:w14="http://schemas.microsoft.com/office/word/2010/wordml" xmlns:w15="http://schemas.microsoft.com/office/word/2012/wordml" xmlns:w16cex="http://schemas.microsoft.com/office/word/2018/wordml/cex" xmlns:w16cid="http://schemas.microsoft.com/office/word/2016/wordml/cid" xmlns:w16="http://schemas.microsoft.com/office/word/2018/wordml" xmlns:w16du="http://schemas.microsoft.com/office/word/2023/wordml/word16du" xmlns:w16sdtdh="http://schemas.microsoft.com/office/word/2020/wordml/sdtdatahash" xmlns:w16sdtfl="http://schemas.microsoft.com/office/word/2024/wordml/sdtformatlock" xmlns:w16se="http://schemas.microsoft.com/office/word/2015/wordml/symex" xmlns:wpg="http://schemas.microsoft.com/office/word/2010/wordprocessingGroup" xmlns:wpi="http://schemas.microsoft.com/office/word/2010/wordprocessingInk" xmlns:wne="http://schemas.microsoft.com/office/word/2006/wordml" xmlns:wps="http://schemas.microsoft.com/office/word/2010/wordprocessingShape" mc:Ignorable="w14 w15 w16se w16cid w16 w16cex w16sdtdh w16sdtfl w16du wp14">
   <w:footnote w:type="separator" w:id="-1">
     <w:p>
       <w:pPr>
@@ -1110,7 +1142,7 @@
 </file>
 
 <file path=word/header1.xml><?xml version="1.0" encoding="utf-8"?>
-<w:hdr xmlns:wpc="http://schemas.microsoft.com/office/word/2010/wordprocessingCanvas" xmlns:cx="http://schemas.microsoft.com/office/drawing/2014/chartex" xmlns:cx1="http://schemas.microsoft.com/office/drawing/2015/9/8/chartex" xmlns:cx2="http://schemas.microsoft.com/office/drawing/2015/10/21/chartex" xmlns:cx3="http://schemas.microsoft.com/office/drawing/2016/5/9/chartex" xmlns:cx4="http://schemas.microsoft.com/office/drawing/2016/5/10/chartex" xmlns:cx5="http://schemas.microsoft.com/office/drawing/2016/5/11/chartex" xmlns:cx6="http://schemas.microsoft.com/office/drawing/2016/5/12/chartex" xmlns:cx7="http://schemas.microsoft.com/office/drawing/2016/5/13/chartex" xmlns:cx8="http://schemas.microsoft.com/office/drawing/2016/5/14/chartex" xmlns:mc="http://schemas.openxmlformats.org/markup-compatibility/2006" xmlns:aink="http://schemas.microsoft.com/office/drawing/2016/ink" xmlns:am3d="http://schemas.microsoft.com/office/drawing/2017/model3d" xmlns:o="urn:schemas-microsoft-com:office:office" xmlns:oel="http://schemas.microsoft.com/office/2019/extlst" xmlns:r="http://schemas.openxmlformats.org/officeDocument/2006/relationships" xmlns:m="http://schemas.openxmlformats.org/officeDocument/2006/math" xmlns:v="urn:schemas-microsoft-com:vml" xmlns:wp14="http://schemas.microsoft.com/office/word/2010/wordprocessingDrawing" xmlns:wp="http://schemas.openxmlformats.org/drawingml/2006/wordprocessingDrawing" xmlns:w10="urn:schemas-microsoft-com:office:word" xmlns:w="http://schemas.openxmlformats.org/wordprocessingml/2006/main" xmlns:w14="http://schemas.microsoft.com/office/word/2010/wordml" xmlns:w15="http://schemas.microsoft.com/office/word/2012/wordml" xmlns:w16cex="http://schemas.microsoft.com/office/word/2018/wordml/cex" xmlns:w16cid="http://schemas.microsoft.com/office/word/2016/wordml/cid" xmlns:w16="http://schemas.microsoft.com/office/word/2018/wordml" xmlns:w16sdtdh="http://schemas.microsoft.com/office/word/2020/wordml/sdtdatahash" xmlns:w16se="http://schemas.microsoft.com/office/word/2015/wordml/symex" xmlns:wpg="http://schemas.microsoft.com/office/word/2010/wordprocessingGroup" xmlns:wpi="http://schemas.microsoft.com/office/word/2010/wordprocessingInk" xmlns:wne="http://schemas.microsoft.com/office/word/2006/wordml" xmlns:wps="http://schemas.microsoft.com/office/word/2010/wordprocessingShape" mc:Ignorable="w14 w15 w16se w16cid w16 w16cex w16sdtdh wp14">
+<w:hdr xmlns:wpc="http://schemas.microsoft.com/office/word/2010/wordprocessingCanvas" xmlns:cx="http://schemas.microsoft.com/office/drawing/2014/chartex" xmlns:cx1="http://schemas.microsoft.com/office/drawing/2015/9/8/chartex" xmlns:cx2="http://schemas.microsoft.com/office/drawing/2015/10/21/chartex" xmlns:cx3="http://schemas.microsoft.com/office/drawing/2016/5/9/chartex" xmlns:cx4="http://schemas.microsoft.com/office/drawing/2016/5/10/chartex" xmlns:cx5="http://schemas.microsoft.com/office/drawing/2016/5/11/chartex" xmlns:cx6="http://schemas.microsoft.com/office/drawing/2016/5/12/chartex" xmlns:cx7="http://schemas.microsoft.com/office/drawing/2016/5/13/chartex" xmlns:cx8="http://schemas.microsoft.com/office/drawing/2016/5/14/chartex" xmlns:mc="http://schemas.openxmlformats.org/markup-compatibility/2006" xmlns:aink="http://schemas.microsoft.com/office/drawing/2016/ink" xmlns:am3d="http://schemas.microsoft.com/office/drawing/2017/model3d" xmlns:o="urn:schemas-microsoft-com:office:office" xmlns:oel="http://schemas.microsoft.com/office/2019/extlst" xmlns:r="http://schemas.openxmlformats.org/officeDocument/2006/relationships" xmlns:m="http://schemas.openxmlformats.org/officeDocument/2006/math" xmlns:v="urn:schemas-microsoft-com:vml" xmlns:wp14="http://schemas.microsoft.com/office/word/2010/wordprocessingDrawing" xmlns:wp="http://schemas.openxmlformats.org/drawingml/2006/wordprocessingDrawing" xmlns:w10="urn:schemas-microsoft-com:office:word" xmlns:w="http://schemas.openxmlformats.org/wordprocessingml/2006/main" xmlns:w14="http://schemas.microsoft.com/office/word/2010/wordml" xmlns:w15="http://schemas.microsoft.com/office/word/2012/wordml" xmlns:w16cex="http://schemas.microsoft.com/office/word/2018/wordml/cex" xmlns:w16cid="http://schemas.microsoft.com/office/word/2016/wordml/cid" xmlns:w16="http://schemas.microsoft.com/office/word/2018/wordml" xmlns:w16du="http://schemas.microsoft.com/office/word/2023/wordml/word16du" xmlns:w16sdtdh="http://schemas.microsoft.com/office/word/2020/wordml/sdtdatahash" xmlns:w16sdtfl="http://schemas.microsoft.com/office/word/2024/wordml/sdtformatlock" xmlns:w16se="http://schemas.microsoft.com/office/word/2015/wordml/symex" xmlns:wpg="http://schemas.microsoft.com/office/word/2010/wordprocessingGroup" xmlns:wpi="http://schemas.microsoft.com/office/word/2010/wordprocessingInk" xmlns:wne="http://schemas.microsoft.com/office/word/2006/wordml" xmlns:wps="http://schemas.microsoft.com/office/word/2010/wordprocessingShape" mc:Ignorable="w14 w15 w16se w16cid w16 w16cex w16sdtdh w16sdtfl w16du wp14">
   <w:p>
     <w:pPr>
       <w:pStyle w:val="Header"/>
@@ -1120,7 +1152,7 @@
 </file>
 
 <file path=word/header2.xml><?xml version="1.0" encoding="utf-8"?>
-<w:hdr xmlns:wpc="http://schemas.microsoft.com/office/word/2010/wordprocessingCanvas" xmlns:cx="http://schemas.microsoft.com/office/drawing/2014/chartex" xmlns:cx1="http://schemas.microsoft.com/office/drawing/2015/9/8/chartex" xmlns:cx2="http://schemas.microsoft.com/office/drawing/2015/10/21/chartex" xmlns:cx3="http://schemas.microsoft.com/office/drawing/2016/5/9/chartex" xmlns:cx4="http://schemas.microsoft.com/office/drawing/2016/5/10/chartex" xmlns:cx5="http://schemas.microsoft.com/office/drawing/2016/5/11/chartex" xmlns:cx6="http://schemas.microsoft.com/office/drawing/2016/5/12/chartex" xmlns:cx7="http://schemas.microsoft.com/office/drawing/2016/5/13/chartex" xmlns:cx8="http://schemas.microsoft.com/office/drawing/2016/5/14/chartex" xmlns:mc="http://schemas.openxmlformats.org/markup-compatibility/2006" xmlns:aink="http://schemas.microsoft.com/office/drawing/2016/ink" xmlns:am3d="http://schemas.microsoft.com/office/drawing/2017/model3d" xmlns:o="urn:schemas-microsoft-com:office:office" xmlns:oel="http://schemas.microsoft.com/office/2019/extlst" xmlns:r="http://schemas.openxmlformats.org/officeDocument/2006/relationships" xmlns:m="http://schemas.openxmlformats.org/officeDocument/2006/math" xmlns:v="urn:schemas-microsoft-com:vml" xmlns:wp14="http://schemas.microsoft.com/office/word/2010/wordprocessingDrawing" xmlns:wp="http://schemas.openxmlformats.org/drawingml/2006/wordprocessingDrawing" xmlns:w10="urn:schemas-microsoft-com:office:word" xmlns:w="http://schemas.openxmlformats.org/wordprocessingml/2006/main" xmlns:w14="http://schemas.microsoft.com/office/word/2010/wordml" xmlns:w15="http://schemas.microsoft.com/office/word/2012/wordml" xmlns:w16cex="http://schemas.microsoft.com/office/word/2018/wordml/cex" xmlns:w16cid="http://schemas.microsoft.com/office/word/2016/wordml/cid" xmlns:w16="http://schemas.microsoft.com/office/word/2018/wordml" xmlns:w16sdtdh="http://schemas.microsoft.com/office/word/2020/wordml/sdtdatahash" xmlns:w16se="http://schemas.microsoft.com/office/word/2015/wordml/symex" xmlns:wpg="http://schemas.microsoft.com/office/word/2010/wordprocessingGroup" xmlns:wpi="http://schemas.microsoft.com/office/word/2010/wordprocessingInk" xmlns:wne="http://schemas.microsoft.com/office/word/2006/wordml" xmlns:wps="http://schemas.microsoft.com/office/word/2010/wordprocessingShape" mc:Ignorable="w14 w15 w16se w16cid w16 w16cex w16sdtdh wp14">
+<w:hdr xmlns:wpc="http://schemas.microsoft.com/office/word/2010/wordprocessingCanvas" xmlns:cx="http://schemas.microsoft.com/office/drawing/2014/chartex" xmlns:cx1="http://schemas.microsoft.com/office/drawing/2015/9/8/chartex" xmlns:cx2="http://schemas.microsoft.com/office/drawing/2015/10/21/chartex" xmlns:cx3="http://schemas.microsoft.com/office/drawing/2016/5/9/chartex" xmlns:cx4="http://schemas.microsoft.com/office/drawing/2016/5/10/chartex" xmlns:cx5="http://schemas.microsoft.com/office/drawing/2016/5/11/chartex" xmlns:cx6="http://schemas.microsoft.com/office/drawing/2016/5/12/chartex" xmlns:cx7="http://schemas.microsoft.com/office/drawing/2016/5/13/chartex" xmlns:cx8="http://schemas.microsoft.com/office/drawing/2016/5/14/chartex" xmlns:mc="http://schemas.openxmlformats.org/markup-compatibility/2006" xmlns:aink="http://schemas.microsoft.com/office/drawing/2016/ink" xmlns:am3d="http://schemas.microsoft.com/office/drawing/2017/model3d" xmlns:o="urn:schemas-microsoft-com:office:office" xmlns:oel="http://schemas.microsoft.com/office/2019/extlst" xmlns:r="http://schemas.openxmlformats.org/officeDocument/2006/relationships" xmlns:m="http://schemas.openxmlformats.org/officeDocument/2006/math" xmlns:v="urn:schemas-microsoft-com:vml" xmlns:wp14="http://schemas.microsoft.com/office/word/2010/wordprocessingDrawing" xmlns:wp="http://schemas.openxmlformats.org/drawingml/2006/wordprocessingDrawing" xmlns:w10="urn:schemas-microsoft-com:office:word" xmlns:w="http://schemas.openxmlformats.org/wordprocessingml/2006/main" xmlns:w14="http://schemas.microsoft.com/office/word/2010/wordml" xmlns:w15="http://schemas.microsoft.com/office/word/2012/wordml" xmlns:w16cex="http://schemas.microsoft.com/office/word/2018/wordml/cex" xmlns:w16cid="http://schemas.microsoft.com/office/word/2016/wordml/cid" xmlns:w16="http://schemas.microsoft.com/office/word/2018/wordml" xmlns:w16du="http://schemas.microsoft.com/office/word/2023/wordml/word16du" xmlns:w16sdtdh="http://schemas.microsoft.com/office/word/2020/wordml/sdtdatahash" xmlns:w16sdtfl="http://schemas.microsoft.com/office/word/2024/wordml/sdtformatlock" xmlns:w16se="http://schemas.microsoft.com/office/word/2015/wordml/symex" xmlns:wpg="http://schemas.microsoft.com/office/word/2010/wordprocessingGroup" xmlns:wpi="http://schemas.microsoft.com/office/word/2010/wordprocessingInk" xmlns:wne="http://schemas.microsoft.com/office/word/2006/wordml" xmlns:wps="http://schemas.microsoft.com/office/word/2010/wordprocessingShape" mc:Ignorable="w14 w15 w16se w16cid w16 w16cex w16sdtdh w16sdtfl w16du wp14">
   <w:p>
     <w:pPr>
       <w:pStyle w:val="Header"/>
@@ -1131,7 +1163,7 @@
 </file>
 
 <file path=word/header3.xml><?xml version="1.0" encoding="utf-8"?>
-<w:hdr xmlns:wpc="http://schemas.microsoft.com/office/word/2010/wordprocessingCanvas" xmlns:cx="http://schemas.microsoft.com/office/drawing/2014/chartex" xmlns:cx1="http://schemas.microsoft.com/office/drawing/2015/9/8/chartex" xmlns:cx2="http://schemas.microsoft.com/office/drawing/2015/10/21/chartex" xmlns:cx3="http://schemas.microsoft.com/office/drawing/2016/5/9/chartex" xmlns:cx4="http://schemas.microsoft.com/office/drawing/2016/5/10/chartex" xmlns:cx5="http://schemas.microsoft.com/office/drawing/2016/5/11/chartex" xmlns:cx6="http://schemas.microsoft.com/office/drawing/2016/5/12/chartex" xmlns:cx7="http://schemas.microsoft.com/office/drawing/2016/5/13/chartex" xmlns:cx8="http://schemas.microsoft.com/office/drawing/2016/5/14/chartex" xmlns:mc="http://schemas.openxmlformats.org/markup-compatibility/2006" xmlns:aink="http://schemas.microsoft.com/office/drawing/2016/ink" xmlns:am3d="http://schemas.microsoft.com/office/drawing/2017/model3d" xmlns:o="urn:schemas-microsoft-com:office:office" xmlns:oel="http://schemas.microsoft.com/office/2019/extlst" xmlns:r="http://schemas.openxmlformats.org/officeDocument/2006/relationships" xmlns:m="http://schemas.openxmlformats.org/officeDocument/2006/math" xmlns:v="urn:schemas-microsoft-com:vml" xmlns:wp14="http://schemas.microsoft.com/office/word/2010/wordprocessingDrawing" xmlns:wp="http://schemas.openxmlformats.org/drawingml/2006/wordprocessingDrawing" xmlns:w10="urn:schemas-microsoft-com:office:word" xmlns:w="http://schemas.openxmlformats.org/wordprocessingml/2006/main" xmlns:w14="http://schemas.microsoft.com/office/word/2010/wordml" xmlns:w15="http://schemas.microsoft.com/office/word/2012/wordml" xmlns:w16cex="http://schemas.microsoft.com/office/word/2018/wordml/cex" xmlns:w16cid="http://schemas.microsoft.com/office/word/2016/wordml/cid" xmlns:w16="http://schemas.microsoft.com/office/word/2018/wordml" xmlns:w16sdtdh="http://schemas.microsoft.com/office/word/2020/wordml/sdtdatahash" xmlns:w16se="http://schemas.microsoft.com/office/word/2015/wordml/symex" xmlns:wpg="http://schemas.microsoft.com/office/word/2010/wordprocessingGroup" xmlns:wpi="http://schemas.microsoft.com/office/word/2010/wordprocessingInk" xmlns:wne="http://schemas.microsoft.com/office/word/2006/wordml" xmlns:wps="http://schemas.microsoft.com/office/word/2010/wordprocessingShape" mc:Ignorable="w14 w15 w16se w16cid w16 w16cex w16sdtdh wp14">
+<w:hdr xmlns:wpc="http://schemas.microsoft.com/office/word/2010/wordprocessingCanvas" xmlns:cx="http://schemas.microsoft.com/office/drawing/2014/chartex" xmlns:cx1="http://schemas.microsoft.com/office/drawing/2015/9/8/chartex" xmlns:cx2="http://schemas.microsoft.com/office/drawing/2015/10/21/chartex" xmlns:cx3="http://schemas.microsoft.com/office/drawing/2016/5/9/chartex" xmlns:cx4="http://schemas.microsoft.com/office/drawing/2016/5/10/chartex" xmlns:cx5="http://schemas.microsoft.com/office/drawing/2016/5/11/chartex" xmlns:cx6="http://schemas.microsoft.com/office/drawing/2016/5/12/chartex" xmlns:cx7="http://schemas.microsoft.com/office/drawing/2016/5/13/chartex" xmlns:cx8="http://schemas.microsoft.com/office/drawing/2016/5/14/chartex" xmlns:mc="http://schemas.openxmlformats.org/markup-compatibility/2006" xmlns:aink="http://schemas.microsoft.com/office/drawing/2016/ink" xmlns:am3d="http://schemas.microsoft.com/office/drawing/2017/model3d" xmlns:o="urn:schemas-microsoft-com:office:office" xmlns:oel="http://schemas.microsoft.com/office/2019/extlst" xmlns:r="http://schemas.openxmlformats.org/officeDocument/2006/relationships" xmlns:m="http://schemas.openxmlformats.org/officeDocument/2006/math" xmlns:v="urn:schemas-microsoft-com:vml" xmlns:wp14="http://schemas.microsoft.com/office/word/2010/wordprocessingDrawing" xmlns:wp="http://schemas.openxmlformats.org/drawingml/2006/wordprocessingDrawing" xmlns:w10="urn:schemas-microsoft-com:office:word" xmlns:w="http://schemas.openxmlformats.org/wordprocessingml/2006/main" xmlns:w14="http://schemas.microsoft.com/office/word/2010/wordml" xmlns:w15="http://schemas.microsoft.com/office/word/2012/wordml" xmlns:w16cex="http://schemas.microsoft.com/office/word/2018/wordml/cex" xmlns:w16cid="http://schemas.microsoft.com/office/word/2016/wordml/cid" xmlns:w16="http://schemas.microsoft.com/office/word/2018/wordml" xmlns:w16du="http://schemas.microsoft.com/office/word/2023/wordml/word16du" xmlns:w16sdtdh="http://schemas.microsoft.com/office/word/2020/wordml/sdtdatahash" xmlns:w16sdtfl="http://schemas.microsoft.com/office/word/2024/wordml/sdtformatlock" xmlns:w16se="http://schemas.microsoft.com/office/word/2015/wordml/symex" xmlns:wpg="http://schemas.microsoft.com/office/word/2010/wordprocessingGroup" xmlns:wpi="http://schemas.microsoft.com/office/word/2010/wordprocessingInk" xmlns:wne="http://schemas.microsoft.com/office/word/2006/wordml" xmlns:wps="http://schemas.microsoft.com/office/word/2010/wordprocessingShape" mc:Ignorable="w14 w15 w16se w16cid w16 w16cex w16sdtdh w16sdtfl w16du wp14">
   <w:p>
     <w:pPr>
       <w:pStyle w:val="Header"/>
@@ -1140,7 +1172,7 @@
     <w:r>
       <w:tab/>
       <w:tab/>
-      <w:t>2026-06-17</w:t>
+      <w:t>2026-06-18</w:t>
       <w:br/>
       <w:br/>
     </w:r>
@@ -1157,7 +1189,7 @@
 </file>
 
 <file path=word/numbering.xml><?xml version="1.0" encoding="utf-8"?>
-<w:numbering xmlns:wpc="http://schemas.microsoft.com/office/word/2010/wordprocessingCanvas" xmlns:cx="http://schemas.microsoft.com/office/drawing/2014/chartex" xmlns:cx1="http://schemas.microsoft.com/office/drawing/2015/9/8/chartex" xmlns:cx2="http://schemas.microsoft.com/office/drawing/2015/10/21/chartex" xmlns:cx3="http://schemas.microsoft.com/office/drawing/2016/5/9/chartex" xmlns:cx4="http://schemas.microsoft.com/office/drawing/2016/5/10/chartex" xmlns:cx5="http://schemas.microsoft.com/office/drawing/2016/5/11/chartex" xmlns:cx6="http://schemas.microsoft.com/office/drawing/2016/5/12/chartex" xmlns:cx7="http://schemas.microsoft.com/office/drawing/2016/5/13/chartex" xmlns:cx8="http://schemas.microsoft.com/office/drawing/2016/5/14/chartex" xmlns:mc="http://schemas.openxmlformats.org/markup-compatibility/2006" xmlns:aink="http://schemas.microsoft.com/office/drawing/2016/ink" xmlns:am3d="http://schemas.microsoft.com/office/drawing/2017/model3d" xmlns:o="urn:schemas-microsoft-com:office:office" xmlns:oel="http://schemas.microsoft.com/office/2019/extlst" xmlns:r="http://schemas.openxmlformats.org/officeDocument/2006/relationships" xmlns:m="http://schemas.openxmlformats.org/officeDocument/2006/math" xmlns:v="urn:schemas-microsoft-com:vml" xmlns:wp14="http://schemas.microsoft.com/office/word/2010/wordprocessingDrawing" xmlns:wp="http://schemas.openxmlformats.org/drawingml/2006/wordprocessingDrawing" xmlns:w10="urn:schemas-microsoft-com:office:word" xmlns:w="http://schemas.openxmlformats.org/wordprocessingml/2006/main" xmlns:w14="http://schemas.microsoft.com/office/word/2010/wordml" xmlns:w15="http://schemas.microsoft.com/office/word/2012/wordml" xmlns:w16cex="http://schemas.microsoft.com/office/word/2018/wordml/cex" xmlns:w16cid="http://schemas.microsoft.com/office/word/2016/wordml/cid" xmlns:w16="http://schemas.microsoft.com/office/word/2018/wordml" xmlns:w16sdtdh="http://schemas.microsoft.com/office/word/2020/wordml/sdtdatahash" xmlns:w16se="http://schemas.microsoft.com/office/word/2015/wordml/symex" xmlns:wpg="http://schemas.microsoft.com/office/word/2010/wordprocessingGroup" xmlns:wpi="http://schemas.microsoft.com/office/word/2010/wordprocessingInk" xmlns:wne="http://schemas.microsoft.com/office/word/2006/wordml" xmlns:wps="http://schemas.microsoft.com/office/word/2010/wordprocessingShape" mc:Ignorable="w14 w15 w16se w16cid w16 w16cex w16sdtdh wp14">
+<w:numbering xmlns:wpc="http://schemas.microsoft.com/office/word/2010/wordprocessingCanvas" xmlns:cx="http://schemas.microsoft.com/office/drawing/2014/chartex" xmlns:cx1="http://schemas.microsoft.com/office/drawing/2015/9/8/chartex" xmlns:cx2="http://schemas.microsoft.com/office/drawing/2015/10/21/chartex" xmlns:cx3="http://schemas.microsoft.com/office/drawing/2016/5/9/chartex" xmlns:cx4="http://schemas.microsoft.com/office/drawing/2016/5/10/chartex" xmlns:cx5="http://schemas.microsoft.com/office/drawing/2016/5/11/chartex" xmlns:cx6="http://schemas.microsoft.com/office/drawing/2016/5/12/chartex" xmlns:cx7="http://schemas.microsoft.com/office/drawing/2016/5/13/chartex" xmlns:cx8="http://schemas.microsoft.com/office/drawing/2016/5/14/chartex" xmlns:mc="http://schemas.openxmlformats.org/markup-compatibility/2006" xmlns:aink="http://schemas.microsoft.com/office/drawing/2016/ink" xmlns:am3d="http://schemas.microsoft.com/office/drawing/2017/model3d" xmlns:o="urn:schemas-microsoft-com:office:office" xmlns:oel="http://schemas.microsoft.com/office/2019/extlst" xmlns:r="http://schemas.openxmlformats.org/officeDocument/2006/relationships" xmlns:m="http://schemas.openxmlformats.org/officeDocument/2006/math" xmlns:v="urn:schemas-microsoft-com:vml" xmlns:wp14="http://schemas.microsoft.com/office/word/2010/wordprocessingDrawing" xmlns:wp="http://schemas.openxmlformats.org/drawingml/2006/wordprocessingDrawing" xmlns:w10="urn:schemas-microsoft-com:office:word" xmlns:w="http://schemas.openxmlformats.org/wordprocessingml/2006/main" xmlns:w14="http://schemas.microsoft.com/office/word/2010/wordml" xmlns:w15="http://schemas.microsoft.com/office/word/2012/wordml" xmlns:w16cex="http://schemas.microsoft.com/office/word/2018/wordml/cex" xmlns:w16cid="http://schemas.microsoft.com/office/word/2016/wordml/cid" xmlns:w16="http://schemas.microsoft.com/office/word/2018/wordml" xmlns:w16du="http://schemas.microsoft.com/office/word/2023/wordml/word16du" xmlns:w16sdtdh="http://schemas.microsoft.com/office/word/2020/wordml/sdtdatahash" xmlns:w16sdtfl="http://schemas.microsoft.com/office/word/2024/wordml/sdtformatlock" xmlns:w16se="http://schemas.microsoft.com/office/word/2015/wordml/symex" xmlns:wpg="http://schemas.microsoft.com/office/word/2010/wordprocessingGroup" xmlns:wpi="http://schemas.microsoft.com/office/word/2010/wordprocessingInk" xmlns:wne="http://schemas.microsoft.com/office/word/2006/wordml" xmlns:wps="http://schemas.microsoft.com/office/word/2010/wordprocessingShape" mc:Ignorable="w14 w15 w16se w16cid w16 w16cex w16sdtdh w16sdtfl w16du wp14">
   <w:abstractNum w:abstractNumId="0" w15:restartNumberingAfterBreak="0">
     <w:nsid w:val="FFFFFF7C"/>
     <w:multiLevelType w:val="singleLevel"/>
@@ -1360,7 +1392,7 @@
 </file>
 
 <file path=word/styles.xml><?xml version="1.0" encoding="utf-8"?>
-<w:styles xmlns:mc="http://schemas.openxmlformats.org/markup-compatibility/2006" xmlns:r="http://schemas.openxmlformats.org/officeDocument/2006/relationships" xmlns:w="http://schemas.openxmlformats.org/wordprocessingml/2006/main" xmlns:w14="http://schemas.microsoft.com/office/word/2010/wordml" xmlns:w15="http://schemas.microsoft.com/office/word/2012/wordml" xmlns:w16cex="http://schemas.microsoft.com/office/word/2018/wordml/cex" xmlns:w16cid="http://schemas.microsoft.com/office/word/2016/wordml/cid" xmlns:w16="http://schemas.microsoft.com/office/word/2018/wordml" xmlns:w16sdtdh="http://schemas.microsoft.com/office/word/2020/wordml/sdtdatahash" xmlns:w16se="http://schemas.microsoft.com/office/word/2015/wordml/symex" mc:Ignorable="w14 w15 w16se w16cid w16 w16cex w16sdtdh">
+<w:styles xmlns:mc="http://schemas.openxmlformats.org/markup-compatibility/2006" xmlns:r="http://schemas.openxmlformats.org/officeDocument/2006/relationships" xmlns:w="http://schemas.openxmlformats.org/wordprocessingml/2006/main" xmlns:w14="http://schemas.microsoft.com/office/word/2010/wordml" xmlns:w15="http://schemas.microsoft.com/office/word/2012/wordml" xmlns:w16cex="http://schemas.microsoft.com/office/word/2018/wordml/cex" xmlns:w16cid="http://schemas.microsoft.com/office/word/2016/wordml/cid" xmlns:w16="http://schemas.microsoft.com/office/word/2018/wordml" xmlns:w16du="http://schemas.microsoft.com/office/word/2023/wordml/word16du" xmlns:w16sdtdh="http://schemas.microsoft.com/office/word/2020/wordml/sdtdatahash" xmlns:w16sdtfl="http://schemas.microsoft.com/office/word/2024/wordml/sdtformatlock" xmlns:w16se="http://schemas.microsoft.com/office/word/2015/wordml/symex" mc:Ignorable="w14 w15 w16se w16cid w16 w16cex w16sdtdh w16sdtfl w16du">
   <w:docDefaults>
     <w:rPrDefault>
       <w:rPr>
@@ -2118,7 +2150,7 @@
     <w:link w:val="TitleChar"/>
     <w:uiPriority w:val="10"/>
     <w:qFormat/>
-    <w:rsid w:val="007106C8"/>
+    <w:rsid w:val="00E854FA"/>
     <w:pPr>
       <w:spacing w:after="300" w:line="240" w:lineRule="auto"/>
       <w:contextualSpacing/>
@@ -2128,7 +2160,7 @@
       <w:rFonts w:eastAsiaTheme="majorEastAsia" w:cstheme="majorBidi"/>
       <w:spacing w:val="5"/>
       <w:kern w:val="28"/>
-      <w:sz w:val="52"/>
+      <w:sz w:val="40"/>
       <w:szCs w:val="52"/>
       <w:lang w:val="sv-SE" w:eastAsia="en-US" w:bidi="ar-SA"/>
     </w:rPr>
@@ -2138,12 +2170,12 @@
     <w:basedOn w:val="DefaultParagraphFont"/>
     <w:link w:val="Title"/>
     <w:uiPriority w:val="10"/>
-    <w:rsid w:val="007106C8"/>
+    <w:rsid w:val="00E854FA"/>
     <w:rPr>
       <w:rFonts w:ascii="Times New Roman" w:eastAsiaTheme="majorEastAsia" w:hAnsi="Times New Roman" w:cstheme="majorBidi"/>
       <w:spacing w:val="5"/>
       <w:kern w:val="28"/>
-      <w:sz w:val="52"/>
+      <w:sz w:val="40"/>
       <w:szCs w:val="52"/>
       <w:lang w:val="sv-SE" w:eastAsia="en-US" w:bidi="ar-SA"/>
     </w:rPr>

--- a/klagomål/A 21612-2026 FSC-klagomål.docx
+++ b/klagomål/A 21612-2026 FSC-klagomål.docx
@@ -1172,7 +1172,7 @@
     <w:r>
       <w:tab/>
       <w:tab/>
-      <w:t>2026-06-18</w:t>
+      <w:t>2026-06-19</w:t>
       <w:br/>
       <w:br/>
     </w:r>

--- a/klagomål/A 21612-2026 FSC-klagomål.docx
+++ b/klagomål/A 21612-2026 FSC-klagomål.docx
@@ -1172,7 +1172,7 @@
     <w:r>
       <w:tab/>
       <w:tab/>
-      <w:t>2026-06-19</w:t>
+      <w:t>2026-06-20</w:t>
       <w:br/>
       <w:br/>
     </w:r>

--- a/klagomål/A 21612-2026 FSC-klagomål.docx
+++ b/klagomål/A 21612-2026 FSC-klagomål.docx
@@ -168,38 +168,7 @@
     </w:p>
     <w:p>
       <w:r>
-        <w:t>Detta dokument behandlar höga naturvärden i avverkningsanmälan A 21612-2026 i Oskarshamns kommun som inkom 2026-05-07 och omfattar 10,0 ha.</w:t>
-      </w:r>
-    </w:p>
-    <w:p>
-      <w:r>
-        <w:t>Nedan presenteras fynd av naturvårdsarter och fridlysta arter som gjorts i det avverkningsanmälda området, samt relevanta utdrag ur standarderna för FSC, Chain of Custody, Controlled Wood och PEFC. I BILAGA 1 finns artfakta om fridlysta arter.</w:t>
-      </w:r>
-    </w:p>
-    <w:p>
-      <w:r>
-        <w:t>Vi förväntar oss att ni återkommer med ett skriftligt svar på vårt klagomål och även beskriver vilka korrigerande åtgärder ni satt in för att rätta till identifierade brister i er efterlevnad av den svenska FSC standarden.</w:t>
-      </w:r>
-    </w:p>
-    <w:p>
-      <w:pPr>
-        <w:pStyle w:val="Heading1"/>
-      </w:pPr>
-      <w:r>
-        <w:t>Naturvårdsarter</w:t>
-      </w:r>
-    </w:p>
-    <w:p>
-      <w:r>
-        <w:t>I avverkningsanmälan har följande 8 naturvårdsarter hittats: dropptaggsvamp (NT, T), tallticka (NT, T), talltita (NT, §4), blåmossa (S, T), grovticka (S, T), spillkråka (T, §4), tjäder (T, §4) och tofsmes (T, §4). Av dessa är 3 rödlistade. För rödlistade arter har rödlistekategorin angivits inom parentes. Arter som är signalarter enligt Skogsstyrelsen har markerats med (S). Typiska arter inom Natura 2000 som är kopplade till skogsekosystem har markerats med (T). För fridlysta arter anges även paragrafen i Artskyddsförordningen som arten är fridlyst enligt.</w:t>
-      </w:r>
-    </w:p>
-    <w:p>
-      <w:r>
-        <w:t>De påträffade naturvårdsarterna är ett tydligt kvitto på att det rör sig om en skog med höga naturvärden.</w:t>
-      </w:r>
-      <w:r>
-        <w:t xml:space="preserve"> I Figur 1 visas fyndplatser för naturvårdsarter i området, som finns registrerade på Artportalen.</w:t>
+        <w:t>Detta klagomål behandlar höga naturvärden i avverkningsanmälan A 21612-2026 i Oskarshamns kommun som inkom 2026-05-07 och omfattar 10,0 ha.</w:t>
       </w:r>
     </w:p>
     <w:p>
@@ -247,7 +216,230 @@
         <w:spacing w:after="240"/>
       </w:pPr>
       <w:r>
-        <w:t>Figur 1. Fyndplatser för naturvårdsarter i avverkningsanmälan (röd linje). Markörer utan svart kant är placerade på fyndplatsen. Markörer med svart kant är placerade vid sidan av fyndplatsen och har ett svart streck som visar fyndplatsens exakta position. Kartans mittpunktskoordinat är N 6373773, E 587269 i SWEREF 99 TM.</w:t>
+        <w:t>Figur 1. Fyndplatser för naturvårdsarter i avverkningsanmälan. Markörer utan svart kant är placerade på fyndplatsen. Markörer med svart kant är placerade vid sidan av fyndplatsen har ett svart streck som visar fyndplatsens exakta position. Kartans mittpunktskoordinat är N 6373773, E 587269 i SWEREF 99 TM.</w:t>
+      </w:r>
+    </w:p>
+    <w:p>
+      <w:r>
+        <w:t>I avverkningsanmälan finns fynd av 8 naturvårdsarter, varav 3 är rödlistade, 4 är fridlysta, 7 är typiska (T) och 2 är signalarter (S): dropptaggsvamp (NT, T), tallticka (NT, T), talltita (NT, §4), blåmossa (S, T), grovticka (S, T), spillkråka (T, §4), tjäder (T, §4) och tofsmes (T, §4). Se Figur 1.</w:t>
+      </w:r>
+    </w:p>
+    <w:p>
+      <w:r>
+        <w:t>Nedan presenteras relevanta utdrag ur standarderna för FSC, Chain of Custody, Controlled Wood och PEFC.</w:t>
+      </w:r>
+    </w:p>
+    <w:p>
+      <w:r>
+        <w:t>Vi förväntar oss att ni återkommer med ett skriftligt svar på vårt klagomål och även beskriver vilka korrigerande åtgärder ni satt in för att rätta till identifierade brister i er efterlevnad av den svenska FSC standarden.</w:t>
+      </w:r>
+    </w:p>
+    <w:p>
+      <w:pPr>
+        <w:pStyle w:val="Heading1"/>
+      </w:pPr>
+      <w:r>
+        <w:t>Naturvårdsarter och fridlysta arter</w:t>
+      </w:r>
+    </w:p>
+    <w:p>
+      <w:r>
+        <w:t>Nedan följer beskrivningar av de naturvårdsarter och fridlysta arter som har sina livsmiljöer och växtplatser i den avverkningsanmälda skogen. Se även ytterligare artfakta i BILAGA 1. De påträffade naturvårdsarterna är ett tydligt kvitto på att det rör sig om en skog med höga naturvärden.</w:t>
+      </w:r>
+    </w:p>
+    <w:p>
+      <w:r>
+        <w:rPr>
+          <w:b/>
+        </w:rPr>
+        <w:t>Dropptaggsvamp (NT)</w:t>
+      </w:r>
+      <w:r>
+        <w:t xml:space="preserve"> bildar mykorrhiza med tall, främst i barrskog med trädkontinuitet, i magra, torra och ljusöppna lavtallskogar och i barrblandskogar med friskmossor och lingon i fältskiktet. Den totala populationen i landet har minskat och bedöms fortsätta minska till följd av slutavverkningar av tallskog. Det är högst oklart om arten långsiktigt kan etablera och reproducera sig i skogsbestånd som brukas med trakthyggesmetoder, markberedning, gödsling eller föryngring med förädlat plantmaterial. Uppfyller kriterierna för att bli rödlistad på grund av ny kunskap som visar att en större andel av populationen än tidigare bedömt är knuten till kontinuitetsbarrskog. Minskningstakten för den svenska populationen bedöms vara nära gränsvärdet för Sårbar (VU). Dropptaggsvamp är typisk art för </w:t>
+      </w:r>
+      <w:r>
+        <w:rPr>
+          <w:i/>
+        </w:rPr>
+        <w:t xml:space="preserve">9010 Taiga </w:t>
+      </w:r>
+      <w:r>
+        <w:t>(SLU Artdatabanken, 2026).</w:t>
+      </w:r>
+    </w:p>
+    <w:p>
+      <w:r>
+        <w:rPr>
+          <w:b/>
+        </w:rPr>
+        <w:t xml:space="preserve">Tallticka (NT) </w:t>
+      </w:r>
+      <w:r>
+        <w:t xml:space="preserve">uppträder först på tallar som är 100–150 år gamla men är vanligast på träd som är runt 150–200 år eller äldre. I skogslandskapet är den främst knuten till tallnaturskogar och restbiotoper med biologiskt gamla träd och signalerar vanligtvis skyddsvärda tallbestånd med höga naturvärden. Tallticka är typisk art för </w:t>
+      </w:r>
+      <w:r>
+        <w:rPr>
+          <w:i/>
+        </w:rPr>
+        <w:t xml:space="preserve">9010 Taiga </w:t>
+      </w:r>
+      <w:r>
+        <w:t xml:space="preserve">och </w:t>
+      </w:r>
+      <w:r>
+        <w:rPr>
+          <w:i/>
+        </w:rPr>
+        <w:t>9060 Åsbarrskog</w:t>
+      </w:r>
+      <w:r>
+        <w:t xml:space="preserve"> (SLU Artdatabanken, 2023; Nitare &amp; Skogsstyrelsen, 2019).</w:t>
+      </w:r>
+    </w:p>
+    <w:p>
+      <w:r>
+        <w:rPr>
+          <w:b/>
+        </w:rPr>
+        <w:t>Talltita (NT, §4)</w:t>
+      </w:r>
+      <w:r>
+        <w:t>, rödlistad som nära hotad och prioriterad art i Skogsvårdslagen, har häckningsrevir i anmälan. Arten har minskat kraftigt de senaste 30 åren och minskningstakten innevarande 10-årsperiod beräknas till 20 (10–30) %. Talltitan är synnerligen trogen sitt cirka 15 hektar stora revir och är beroende av flerskiktade olikåldriga skogar för att kunna föda upp sina ungar. Talltitan försvinner om dess livsmiljö kalavverkas (Eggers &amp; Low, 2014; Ekman, 1979; Griesser et al, 2007; Klein, 2020; Siffczyk et al, 2003; SLU Artdatabanken, 2021).</w:t>
+      </w:r>
+    </w:p>
+    <w:p>
+      <w:r>
+        <w:rPr>
+          <w:b/>
+        </w:rPr>
+        <w:t xml:space="preserve">Blåmossa </w:t>
+      </w:r>
+      <w:r>
+        <w:t xml:space="preserve">har karaktäristiska kuddar som är lätta att se på långt håll. Mycket stora kuddar, större än 0,5 meter i höjd, indikerar höga naturvärden där skogen har en lång period av orördhet oh stabila miljöförhållanden. Mossan växer under gynnsamma omständigheter cirka 1 centimeter per år och stora kuddar kan därför indirekt visa att lokalen varit lämplig under en lång tid. Blåmossa är typisk art för </w:t>
+      </w:r>
+      <w:r>
+        <w:rPr>
+          <w:i/>
+        </w:rPr>
+        <w:t>9010 Taiga, 9080 Lövsumpskog</w:t>
+      </w:r>
+      <w:r>
+        <w:t xml:space="preserve"> och </w:t>
+      </w:r>
+      <w:r>
+        <w:rPr>
+          <w:i/>
+        </w:rPr>
+        <w:t>9750 Svämlövskog</w:t>
+      </w:r>
+      <w:r>
+        <w:t xml:space="preserve"> (SLU Artdatabanken, 2025; Nitare &amp; Skogsstyrelsen, 2019).</w:t>
+      </w:r>
+    </w:p>
+    <w:p>
+      <w:r>
+        <w:rPr>
+          <w:b/>
+        </w:rPr>
+        <w:t>Grovticka</w:t>
+      </w:r>
+      <w:r>
+        <w:t xml:space="preserve"> är i skogslandskapet främst knuten till naturskogsartad äldre barrskog. Den är där en värdefull ”gammelskogsindikator” och påträffas mest vid tallar som är över 200 år gamla.  Grovticka är typisk art för </w:t>
+      </w:r>
+      <w:r>
+        <w:rPr>
+          <w:i/>
+        </w:rPr>
+        <w:t xml:space="preserve">9060 Åsbarrskog </w:t>
+      </w:r>
+      <w:r>
+        <w:t>(Nitare &amp; Skogsstyrelsen, 2019; SLU Artdatabanken, 2025).</w:t>
+      </w:r>
+    </w:p>
+    <w:p>
+      <w:r>
+        <w:rPr>
+          <w:b/>
+        </w:rPr>
+        <w:t>Spillkråka (§4)</w:t>
+      </w:r>
+      <w:r>
+        <w:t xml:space="preserve"> omfattas av bilaga 1 i EU:s fågeldirektiv och är typisk art för </w:t>
+      </w:r>
+      <w:r>
+        <w:rPr>
+          <w:i/>
+        </w:rPr>
+        <w:t xml:space="preserve">9010 Taiga </w:t>
+      </w:r>
+      <w:r>
+        <w:t>och</w:t>
+      </w:r>
+      <w:r>
+        <w:rPr>
+          <w:i/>
+        </w:rPr>
+        <w:t xml:space="preserve"> 9740 Skogsbevuxen myr</w:t>
+      </w:r>
+      <w:r>
+        <w:t>. Den behöver grova träd, främst tall, asp och bok som boträd. Skogsbruk med korta omloppstider och täta, homogena ungskogar utgör det största hotet. Spillkråka är en nyckelart i skogliga miljöer vars övergivna bohål utnyttjas av flera andra hålhäckande fågelarter och fladdermöss, däribland pärluggla (EN, §4), knipa (§4), salskrake (§4) och skogsduva (§4). Hökuggla (VU, §4) och slaguggla (§4) häckar ofta i högstubbar som brutits av i höjd med ett gammalt spillkråkebo (SLU Artdatabanken, 2026; Skogsstyrelsen, 2016).</w:t>
+      </w:r>
+    </w:p>
+    <w:p>
+      <w:r>
+        <w:rPr>
+          <w:b/>
+        </w:rPr>
+        <w:t>Tjäder (§4)</w:t>
+      </w:r>
+      <w:r>
+        <w:t xml:space="preserve"> omfattas av bilaga 1 och 2 EU:s fågeldirektiv och är typisk art för </w:t>
+      </w:r>
+      <w:r>
+        <w:rPr>
+          <w:i/>
+        </w:rPr>
+        <w:t xml:space="preserve">9010 Taiga </w:t>
+      </w:r>
+      <w:r>
+        <w:t xml:space="preserve">och </w:t>
+      </w:r>
+      <w:r>
+        <w:rPr>
+          <w:i/>
+        </w:rPr>
+        <w:t>9740 Skogsbevuxen myr</w:t>
+      </w:r>
+      <w:r>
+        <w:t>. Tjädern är en utpräglad skogsfågel knuten till större sammanhängande barrskogsområden. Tupparna och hönorna utnyttjar till viss del olika miljöer, och habitatvalet varierar dessutom mellan olika delar av året. För att det ska finnas livskraftiga tjäderbestånd krävs funktionella skogslandskap med en blandning av uppvuxen, gles och luckig skog, täta sumpskogar, myrar och andra små våtmarker. Arten försvinner när skogen fragmenteras och den sammanlagda arealen hyggen och andra öppna områden blir för stor. Ett småskaligt och försiktigt virkesuttag genom hyggesfria metoder kan i vissa fall vara möjligt i området inom 200 m från lekcentrum. Längre ut från lekcentrum, inom 200–500 m bör den avverkade ytan inte överskrida 1 hektar för att undvika alltför stora och snabba förändringar (Skogsstyrelsen, 2019; SLU Artdatabanken, 2024).</w:t>
+      </w:r>
+    </w:p>
+    <w:p>
+      <w:r>
+        <w:rPr>
+          <w:b/>
+        </w:rPr>
+        <w:t>Tofsmes (§4)</w:t>
+      </w:r>
+      <w:r>
+        <w:t xml:space="preserve"> häckar i barr- och blandskog, främst i tallskog. Tofsmes är typisk art för </w:t>
+      </w:r>
+      <w:r>
+        <w:rPr>
+          <w:i/>
+        </w:rPr>
+        <w:t xml:space="preserve">9010 Taiga </w:t>
+      </w:r>
+      <w:r>
+        <w:t>(SLU Artdatabanken, 2025).</w:t>
+      </w:r>
+    </w:p>
+    <w:p>
+      <w:pPr>
+        <w:pStyle w:val="Heading1"/>
+      </w:pPr>
+      <w:r>
+        <w:t>Certifiering</w:t>
       </w:r>
     </w:p>
     <w:p>
@@ -255,26 +447,18 @@
         <w:pStyle w:val="Heading2"/>
       </w:pPr>
       <w:r>
-        <w:t>Fridlysta arter</w:t>
+        <w:t>Ur FSC-standarden</w:t>
       </w:r>
     </w:p>
     <w:p>
-      <w:r>
-        <w:t>Följande fridlysta arter har sina livsmiljöer och växtplatser i den avverkningsanmälda skogen: talltita (NT, §4), spillkråka (T, §4), tjäder (T, §4) och tofsmes (T, §4).</w:t>
-      </w:r>
-    </w:p>
-    <w:p>
-      <w:r>
-        <w:t xml:space="preserve">Observera att medlemsländerna är skyldiga att agera i enlighet med EU:s fågeldirektiv där det uttryckligen står att direktivet gäller för fåglar samt för deras ägg, bon och </w:t>
-      </w:r>
       <w:r>
         <w:rPr>
           <w:b/>
         </w:rPr>
-        <w:t xml:space="preserve">livsmiljöer </w:t>
-      </w:r>
-      <w:r>
-        <w:t>(artikel 1). Vidare att de åtgärder som vidtas inte får leda till en försämring av den nuvarande situationen beträffande bevarandet av de fågelarter som avses i artikel 1 (artikel 13). Fågeldirektivet är styrande för tillsynsansvariga myndigheters ärendehantering, ställningstaganden och beslutsfattande.</w:t>
+        <w:t xml:space="preserve">PRINCIP 1: LAGEFTERLEVNAD: </w:t>
+      </w:r>
+      <w:r>
+        <w:t>Certifikatsinnehavaren ska följa alla tillämpliga lagar, förordningar och nationellt ratificerade internationella avtal, konventioner och överenskommelser.</w:t>
       </w:r>
     </w:p>
     <w:p>
@@ -282,93 +466,81 @@
         <w:rPr>
           <w:b/>
         </w:rPr>
-        <w:t>Spillkråka (§4)</w:t>
-      </w:r>
-      <w:r>
-        <w:t xml:space="preserve"> omfattas av bilaga 1 i EU:s fågeldirektiv och är typisk art för </w:t>
+        <w:t xml:space="preserve">1.3.1 </w:t>
+      </w:r>
+      <w:r>
+        <w:t>Tillämpliga lagar och föreskrifter för brukandet av skogen följs.</w:t>
+      </w:r>
+    </w:p>
+    <w:p>
+      <w:pPr>
+        <w:pStyle w:val="ListBullet"/>
+      </w:pPr>
+      <w:r>
+        <w:rPr>
+          <w:b/>
+          <w:i/>
+        </w:rPr>
+        <w:t xml:space="preserve">Kommentar: </w:t>
+      </w:r>
+      <w:r>
+        <w:t>I den avverkningsanmälda skogen har fridlysta arter sina livsmiljöer och växtplatser. Att skada de fridlysta arternas livsmiljöer, växtplatser eller ekologiska funktion är inte tillåtet enligt artskyddsförordningen.</w:t>
       </w:r>
       <w:r>
         <w:rPr>
           <w:i/>
         </w:rPr>
-        <w:t xml:space="preserve">9010 Taiga </w:t>
-      </w:r>
-      <w:r>
-        <w:t>och</w:t>
+        <w:t xml:space="preserve"> EU:s medlemsländer och skogsbolag är skyldiga att agera i enlighet med EU:s fågeldirektiv där det uttryckligen står att direktivet gäller för fåglar samt för deras ägg, bon och </w:t>
+      </w:r>
+      <w:r>
+        <w:rPr>
+          <w:b/>
+          <w:i/>
+        </w:rPr>
+        <w:t xml:space="preserve">livsmiljöer </w:t>
+      </w:r>
+      <w:r>
+        <w:t>(artikel 1). Vidare att de åtgärder som vidtas inte får leda till en försämring av den nuvarande situationen beträffande bevarandet av de fågelarter som avses i artikel 1 (artikel 13).</w:t>
+      </w:r>
+    </w:p>
+    <w:p>
+      <w:r>
+        <w:rPr>
+          <w:b/>
+        </w:rPr>
+        <w:t xml:space="preserve">6.4 </w:t>
+      </w:r>
+      <w:r>
+        <w:t>Certifikatsinnehavaren ska skydda sällsynta arter och hotade arter samt deras livsmiljöer inom skogsbruksenheten. Det ska ske genom avsättningar, andra skyddade områden och genom att skapa konnektivitet och/eller genom andra direkta åtgärder som gynnar dessa arters överlevnad och livskraft. Åtgärderna ska stå i förhållande till brukandets skala, intensitet och risk, samt till sällsynta och hotade arters bevarandestatus och ekologiska krav. Certifikatsinnehavaren ska beakta den geografiska spridningen och ekologiska krav hos sällsynta och hotade arter utanför skogsbruksenhetens gränser när beslut om åtgärder inom skogsbruksenheten ska fattas.</w:t>
+      </w:r>
+    </w:p>
+    <w:p>
+      <w:r>
+        <w:rPr>
+          <w:b/>
+        </w:rPr>
+        <w:t xml:space="preserve">6.4.3 </w:t>
+      </w:r>
+      <w:r>
+        <w:t>Bevarandeåtgärder genomförs för de kända förekomster av rödlistade arter som påverkas av skogsbruk.</w:t>
+      </w:r>
+    </w:p>
+    <w:p>
+      <w:pPr>
+        <w:pStyle w:val="ListBullet"/>
+      </w:pPr>
+      <w:r>
+        <w:rPr>
+          <w:b/>
+          <w:i/>
+        </w:rPr>
+        <w:t xml:space="preserve">Kommentar: </w:t>
       </w:r>
       <w:r>
         <w:rPr>
           <w:i/>
         </w:rPr>
-        <w:t xml:space="preserve"> 9740 Skogsbevuxen myr</w:t>
-      </w:r>
-      <w:r>
-        <w:t>. Den behöver grova träd, främst tall, asp och bok som boträd. Skogsbruk med korta omloppstider och täta, homogena ungskogar utgör det största hotet. Spillkråka är en nyckelart i skogliga miljöer vars övergivna bohål utnyttjas av flera andra hålhäckande fågelarter och fladdermöss, däribland pärluggla (EN, §4), knipa (§4), salskrake (§4) och skogsduva (§4). Hökuggla (VU, §4) och slaguggla (§4) häckar ofta i högstubbar som brutits av i höjd med ett gammalt spillkråkebo (SLU Artdatabanken, 2026; Skogsstyrelsen, 2016).</w:t>
-      </w:r>
-    </w:p>
-    <w:p>
-      <w:r>
-        <w:rPr>
-          <w:b/>
-        </w:rPr>
-        <w:t>Talltita (NT, §4)</w:t>
-      </w:r>
-      <w:r>
-        <w:t>, rödlistad som nära hotad och prioriterad art i Skogsvårdslagen, har häckningsrevir i anmälan. Arten har minskat kraftigt de senaste 30 åren och minskningstakten innevarande 10-årsperiod beräknas till 20 (10–30) %. Talltitan är synnerligen trogen sitt cirka 15 hektar stora revir och är beroende av flerskiktade olikåldriga skogar för att kunna föda upp sina ungar. Talltitan försvinner om dess livsmiljö kalavverkas (Eggers &amp; Low, 2014; Ekman, 1979; Griesser et al, 2007; Klein, 2020; Siffczyk et al, 2003; SLU Artdatabanken, 2021).</w:t>
-      </w:r>
-    </w:p>
-    <w:p>
-      <w:r>
-        <w:rPr>
-          <w:b/>
-        </w:rPr>
-        <w:t>Tjäder (§4)</w:t>
-      </w:r>
-      <w:r>
-        <w:t xml:space="preserve"> omfattas av bilaga 1 och 2 EU:s fågeldirektiv och är typisk art för </w:t>
-      </w:r>
-      <w:r>
-        <w:rPr>
-          <w:i/>
-        </w:rPr>
-        <w:t xml:space="preserve">9010 Taiga </w:t>
-      </w:r>
-      <w:r>
-        <w:t xml:space="preserve">och </w:t>
-      </w:r>
-      <w:r>
-        <w:rPr>
-          <w:i/>
-        </w:rPr>
-        <w:t>9740 Skogsbevuxen myr</w:t>
-      </w:r>
-      <w:r>
-        <w:t>. Tjädern är en utpräglad skogsfågel knuten till större sammanhängande barrskogsområden. Tupparna och hönorna utnyttjar till viss del olika miljöer, och habitatvalet varierar dessutom mellan olika delar av året. För att det ska finnas livskraftiga tjäderbestånd krävs funktionella skogslandskap med en blandning av uppvuxen, gles och luckig skog, täta sumpskogar, myrar och andra små våtmarker. Arten försvinner när skogen fragmenteras och den sammanlagda arealen hyggen och andra öppna områden blir för stor. Ett småskaligt och försiktigt virkesuttag genom hyggesfria metoder kan i vissa fall vara möjligt i området inom 200 m från lekcentrum. Längre ut från lekcentrum, inom 200–500 m bör den avverkade ytan inte överskrida 1 hektar för att undvika alltför stora och snabba förändringar (Skogsstyrelsen, 2019; SLU Artdatabanken, 2024).</w:t>
-      </w:r>
-    </w:p>
-    <w:p>
-      <w:r>
-        <w:rPr>
-          <w:b/>
-        </w:rPr>
-        <w:t>Tofsmes (§4)</w:t>
-      </w:r>
-      <w:r>
-        <w:t xml:space="preserve"> häckar i barr- och blandskog, främst i tallskog. Tofsmes är typisk art för </w:t>
-      </w:r>
-      <w:r>
-        <w:rPr>
-          <w:i/>
-        </w:rPr>
-        <w:t xml:space="preserve">9010 Taiga </w:t>
-      </w:r>
-      <w:r>
-        <w:t>(SLU Artdatabanken, 2025).</w:t>
-      </w:r>
-    </w:p>
-    <w:p>
-      <w:r>
-        <w:t>I BILAGA 1 finns mer detaljerad information om ekologi samt krav på livsmiljö hos fridlysta arter.</w:t>
+        <w:t>I det avverkningsanmälda skogsområdet har 8 naturvårdsarter varav 3 rödlistade arter sina livsmiljöer och växtplatser.</w:t>
       </w:r>
     </w:p>
     <w:p>
@@ -376,7 +548,7 @@
         <w:pStyle w:val="Heading2"/>
       </w:pPr>
       <w:r>
-        <w:t>Övriga naturvårdsarter</w:t>
+        <w:t>Ur Chain of Custody Certification (FSC-STD-40-004 ver 3.0)</w:t>
       </w:r>
     </w:p>
     <w:p>
@@ -384,97 +556,144 @@
         <w:rPr>
           <w:b/>
         </w:rPr>
-        <w:t xml:space="preserve">Blåmossa </w:t>
-      </w:r>
-      <w:r>
-        <w:t xml:space="preserve">har karaktäristiska kuddar som är lätta att se på långt håll. Mycket stora kuddar, större än 0,5 meter i höjd, indikerar höga naturvärden där skogen har en lång period av orördhet oh stabila miljöförhållanden. Mossan växer under gynnsamma omständigheter cirka 1 centimeter per år och stora kuddar kan därför indirekt visa att lokalen varit lämplig under en lång tid. Blåmossa är typisk art för </w:t>
+        <w:t xml:space="preserve">1.3 </w:t>
+      </w:r>
+      <w:r>
+        <w:t xml:space="preserve">The organization shall commit to the FSC values as defined in FSC-POL-01-004 Policy for the Association of Organizations with FSC. </w:t>
+      </w:r>
+    </w:p>
+    <w:p>
+      <w:pPr>
+        <w:pStyle w:val="Heading2"/>
+      </w:pPr>
+      <w:r>
+        <w:t>Ur FSC:s policy för associerade organisationer (FSC-POL-01-004)</w:t>
+      </w:r>
+    </w:p>
+    <w:p>
+      <w:r>
+        <w:t xml:space="preserve">Som “Chain of Custody”-certifierad organisation är skogsbolaget bunden av de fastställda reglerna i Del 1 Punkt 1 c) i Policy för organisationer associerade med FSC (FSC-POL-01-004 V2-0 EN + SVE version 2012-03-02): </w:t>
+      </w:r>
+    </w:p>
+    <w:p>
+      <w:pPr>
+        <w:pStyle w:val="ListNumber"/>
+      </w:pPr>
+      <w:r>
+        <w:t>De organisationer FSC kan acceptera association med får inte direkt eller indirekt ha några kopplingar till nedanstående, oacceptabla aktiviteter:</w:t>
+      </w:r>
+    </w:p>
+    <w:p>
+      <w:pPr>
+        <w:ind w:left="357"/>
+      </w:pPr>
+      <w:r>
+        <w:t>a) Olaglig skogsavverkning och handel med olagligt avverkat virke eller skogsprodukter</w:t>
+      </w:r>
+    </w:p>
+    <w:p>
+      <w:pPr>
+        <w:ind w:left="357"/>
+      </w:pPr>
+      <w:r>
+        <w:t>...</w:t>
+      </w:r>
+    </w:p>
+    <w:p>
+      <w:pPr>
+        <w:ind w:left="357"/>
+      </w:pPr>
+      <w:r>
+        <w:t>c) Skogsbruk som förstör höga naturvärden</w:t>
+      </w:r>
+    </w:p>
+    <w:p>
+      <w:pPr>
+        <w:ind w:left="357"/>
+      </w:pPr>
+      <w:r>
+        <w:t>d) Betydande omvandling av skog till plantager eller annan, icke skoglig, markanvändning</w:t>
+      </w:r>
+    </w:p>
+    <w:p>
+      <w:pPr>
+        <w:pStyle w:val="ListBullet"/>
+      </w:pPr>
+      <w:r>
+        <w:rPr>
+          <w:b/>
+          <w:i/>
+        </w:rPr>
+        <w:t xml:space="preserve">Kommentar: </w:t>
       </w:r>
       <w:r>
         <w:rPr>
           <w:i/>
         </w:rPr>
-        <w:t>9010 Taiga, 9080 Lövsumpskog</w:t>
-      </w:r>
-      <w:r>
-        <w:t xml:space="preserve"> och </w:t>
+        <w:t>Avverkning av skog med höga naturvärden samt skada på fridlysta arter strider både mot FSC Controlled Wood-standarden och FSC:s policy for associerade organisationer.</w:t>
+      </w:r>
+    </w:p>
+    <w:p>
+      <w:pPr>
+        <w:pStyle w:val="Heading2"/>
+      </w:pPr>
+      <w:r>
+        <w:t>Ur FSC Controlled Wood (FSC-STD-40-005)</w:t>
+      </w:r>
+    </w:p>
+    <w:p>
+      <w:r>
+        <w:t>Virke som inte accepteras i FSC-märkta produkter (oacceptabelt ursprung) enligt FSC Controlled Wood (FSC-STD-40-005):</w:t>
+      </w:r>
+    </w:p>
+    <w:p>
+      <w:pPr>
+        <w:pStyle w:val="ListNumber"/>
+      </w:pPr>
+      <w:r>
+        <w:t>Illegalt avverkat virke.</w:t>
+      </w:r>
+    </w:p>
+    <w:p>
+      <w:pPr>
+        <w:pStyle w:val="ListNumber"/>
+      </w:pPr>
+      <w:r>
+        <w:t>...</w:t>
+      </w:r>
+    </w:p>
+    <w:p>
+      <w:pPr>
+        <w:pStyle w:val="ListNumber"/>
+      </w:pPr>
+      <w:r>
+        <w:t>Virke från avverkningar som hotar höga naturvärden.</w:t>
+      </w:r>
+    </w:p>
+    <w:p>
+      <w:pPr>
+        <w:pStyle w:val="ListNumber"/>
+      </w:pPr>
+      <w:r>
+        <w:t>Virke från skog som konverteras till plantager eller icke-skogligt bruk.</w:t>
+      </w:r>
+    </w:p>
+    <w:p>
+      <w:pPr>
+        <w:pStyle w:val="ListBullet"/>
+      </w:pPr>
+      <w:r>
+        <w:rPr>
+          <w:b/>
+          <w:i/>
+        </w:rPr>
+        <w:t xml:space="preserve">Kommentar: </w:t>
       </w:r>
       <w:r>
         <w:rPr>
           <w:i/>
         </w:rPr>
-        <w:t>9750 Svämlövskog</w:t>
-      </w:r>
-      <w:r>
-        <w:t xml:space="preserve"> (SLU Artdatabanken, 2025; Nitare &amp; Skogsstyrelsen, 2019).</w:t>
-      </w:r>
-    </w:p>
-    <w:p>
-      <w:r>
-        <w:rPr>
-          <w:b/>
-        </w:rPr>
-        <w:t>Dropptaggsvamp (NT)</w:t>
-      </w:r>
-      <w:r>
-        <w:t xml:space="preserve"> bildar mykorrhiza med tall, främst i barrskog med trädkontinuitet, i magra, torra och ljusöppna lavtallskogar och i barrblandskogar med friskmossor och lingon i fältskiktet. Den totala populationen i landet har minskat och bedöms fortsätta minska till följd av slutavverkningar av tallskog. Det är högst oklart om arten långsiktigt kan etablera och reproducera sig i skogsbestånd som brukas med trakthyggesmetoder, markberedning, gödsling eller föryngring med förädlat plantmaterial. Uppfyller kriterierna för att bli rödlistad på grund av ny kunskap som visar att en större andel av populationen än tidigare bedömt är knuten till kontinuitetsbarrskog. Minskningstakten för den svenska populationen bedöms vara nära gränsvärdet för Sårbar (VU). Dropptaggsvamp är typisk art för </w:t>
-      </w:r>
-      <w:r>
-        <w:rPr>
-          <w:i/>
-        </w:rPr>
-        <w:t xml:space="preserve">9010 Taiga </w:t>
-      </w:r>
-      <w:r>
-        <w:t>(SLU Artdatabanken, 2026).</w:t>
-      </w:r>
-    </w:p>
-    <w:p>
-      <w:r>
-        <w:rPr>
-          <w:b/>
-        </w:rPr>
-        <w:t>Grovticka</w:t>
-      </w:r>
-      <w:r>
-        <w:t xml:space="preserve"> är i skogslandskapet främst knuten till naturskogsartad äldre barrskog. Den är där en värdefull ”gammelskogsindikator” och påträffas mest vid tallar som är över 200 år gamla.  Grovticka är typisk art för </w:t>
-      </w:r>
-      <w:r>
-        <w:rPr>
-          <w:i/>
-        </w:rPr>
-        <w:t xml:space="preserve">9060 Åsbarrskog </w:t>
-      </w:r>
-      <w:r>
-        <w:t>(Nitare &amp; Skogsstyrelsen, 2019; SLU Artdatabanken, 2025).</w:t>
-      </w:r>
-    </w:p>
-    <w:p>
-      <w:r>
-        <w:rPr>
-          <w:b/>
-        </w:rPr>
-        <w:t xml:space="preserve">Tallticka (NT) </w:t>
-      </w:r>
-      <w:r>
-        <w:t xml:space="preserve">uppträder först på tallar som är 100–150 år gamla men är vanligast på träd som är runt 150–200 år eller äldre. I skogslandskapet är den främst knuten till tallnaturskogar och restbiotoper med biologiskt gamla träd och signalerar vanligtvis skyddsvärda tallbestånd med höga naturvärden. Tallticka är typisk art för </w:t>
-      </w:r>
-      <w:r>
-        <w:rPr>
-          <w:i/>
-        </w:rPr>
-        <w:t xml:space="preserve">9010 Taiga </w:t>
-      </w:r>
-      <w:r>
-        <w:t xml:space="preserve">och </w:t>
-      </w:r>
-      <w:r>
-        <w:rPr>
-          <w:i/>
-        </w:rPr>
-        <w:t>9060 Åsbarrskog</w:t>
-      </w:r>
-      <w:r>
-        <w:t xml:space="preserve"> (SLU Artdatabanken, 2023; Nitare &amp; Skogsstyrelsen, 2019).</w:t>
+        <w:t>Avverkning av skog med höga naturvärden samt skada på fridlysta arter strider både mot FSC Controlled Wood-standarden och FSC:s policy for associerade organisationer.</w:t>
       </w:r>
     </w:p>
     <w:p>
@@ -482,7 +701,71 @@
         <w:pStyle w:val="Heading1"/>
       </w:pPr>
       <w:r>
-        <w:t>Certifiering</w:t>
+        <w:t>Ur PEFC-standarden gällande lagefterlevnad</w:t>
+      </w:r>
+    </w:p>
+    <w:p>
+      <w:r>
+        <w:t>PEFC-standarden förutsätter att tillämplig svensk lagstiftning följs. Det är utsedd tillsynsmyndighet som ansvarar för tillsyn av lagens efterlevnad. PEFC-standarden återger innehållet i vissa certifieringskritiska lag- och föreskriftskrav vilka ska ingå i granskning av PEFC-systemets efterlevnad.</w:t>
+      </w:r>
+    </w:p>
+    <w:p>
+      <w:pPr>
+        <w:pStyle w:val="ListBullet"/>
+      </w:pPr>
+      <w:r>
+        <w:rPr>
+          <w:b/>
+          <w:i/>
+        </w:rPr>
+        <w:t xml:space="preserve">Kommentar: </w:t>
+      </w:r>
+      <w:r>
+        <w:rPr>
+          <w:i/>
+        </w:rPr>
+        <w:t>I den avverkningsanmälda skogen har fridlysta arter sina livsmiljöer och växtplatser. Att skada de fridlysta arternas livsmiljöer, växtplatser eller ekologiska funktion är inte tillåtet enligt artskyddsförordningen</w:t>
+      </w:r>
+    </w:p>
+    <w:p>
+      <w:r>
+        <w:br w:type="page"/>
+      </w:r>
+    </w:p>
+    <w:p>
+      <w:pPr>
+        <w:pStyle w:val="Title"/>
+      </w:pPr>
+      <w:r>
+        <w:t>BILAGA 1 – Fridlysta arter</w:t>
+      </w:r>
+    </w:p>
+    <w:p>
+      <w:pPr>
+        <w:pStyle w:val="Heading1"/>
+      </w:pPr>
+      <w:r>
+        <w:t>Talltita – ekologi samt krav på livsmiljön</w:t>
+      </w:r>
+    </w:p>
+    <w:p>
+      <w:r>
+        <w:t>Talltita är rödlistad som NT, fridlyst och prioriterad art i Skogsvårdslagen. Den omfattas av EU:s fågeldirektiv. Arten har minskat kraftigt de senaste 30 åren och minskningstakten innevarande 10-årsperiod beräknas till 20 (10–30) % (SLU Artdatabanken, 2022).</w:t>
+      </w:r>
+    </w:p>
+    <w:p>
+      <w:r>
+        <w:t>Talltita föredrar större sammanhängande barrskogar, och finns såväl i tallskog som granskog och i lövblandad barrskog. Skogens struktur är viktig och ska helst vara flerskiktad med riklig underväxt av mindre granar, björk och andra lövträd och buskar. Tillgång på murknande högstubbar är särskilt viktig, eftersom talltitan helst själv hackar ut sitt bohål (SLU Artdatabanken, 2022).</w:t>
+      </w:r>
+    </w:p>
+    <w:p>
+      <w:r>
+        <w:t>Det finns flera studier som visar att talltita är känslig för gallring och inte överlever när dess livsmiljö kalavverkas (Eggers and Low, 2014; Griesser et al., 2007; Klein, 2020). Talltitans revir är förhållandevis stora, 10–20 hektar och arten missgynnas när skogen fragmenteras. Kalavverkning av större delar av reviret innebär att det överges (Artdatabanken, 2021).</w:t>
+      </w:r>
+    </w:p>
+    <w:p>
+      <w:r>
+        <w:t>Talltitan är synnerligen trogen sitt revir så länge paret lever och biotopen förblir intakt. Paret stannar i sitt revir året om. En förlust av ett revir har därför en stor inverkan på den lokala populationen och trakthyggesbruket anses vara orsak till den svenska populationens kraftiga minskning. Talltiteparets revirtrohet innebär att närhelst under året man observerar en adult talltita så ingår denna plats i reviret (Siffczyk et al., 2003; Ekman, 1979).</w:t>
       </w:r>
     </w:p>
     <w:p>
@@ -490,100 +773,127 @@
         <w:pStyle w:val="Heading2"/>
       </w:pPr>
       <w:r>
-        <w:t>Ur FSC-standarden</w:t>
+        <w:t>Referenser – talltita</w:t>
       </w:r>
     </w:p>
     <w:p>
       <w:r>
+        <w:t xml:space="preserve">Eggers, S., Low, M., 2014. </w:t>
+      </w:r>
+      <w:r>
         <w:rPr>
-          <w:b/>
+          <w:i/>
         </w:rPr>
-        <w:t xml:space="preserve">PRINCIP 1: LAGEFTERLEVNAD: </w:t>
-      </w:r>
-      <w:r>
-        <w:t>Certifikatsinnehavaren ska följa alla tillämpliga lagar, förordningar och nationellt ratificerade internationella avtal, konventioner och överenskommelser.</w:t>
+        <w:t xml:space="preserve">Differential demographic responses of sympatric Parids to vegetation management in boreal forest. </w:t>
+      </w:r>
+      <w:r>
+        <w:t>For. Ecol. Manage. 319, 169–175.</w:t>
       </w:r>
     </w:p>
     <w:p>
       <w:r>
+        <w:t xml:space="preserve">Ekman, J., 1979. </w:t>
+      </w:r>
+      <w:r>
         <w:rPr>
-          <w:b/>
+          <w:i/>
         </w:rPr>
-        <w:t xml:space="preserve">1.3.1 </w:t>
-      </w:r>
-      <w:r>
-        <w:t>Tillämpliga lagar och föreskrifter för brukandet av skogen följs.</w:t>
+        <w:t xml:space="preserve">Coherence, composition and territories of winter social groups of the Willow Tit Parus montanus and the Crested Tit P. cristatus. </w:t>
+      </w:r>
+      <w:r>
+        <w:t>Ornis Scandinavica, 10, pp 56–68</w:t>
+      </w:r>
+    </w:p>
+    <w:p>
+      <w:r>
+        <w:t xml:space="preserve">Griesser, M., Nystrand, M., Eggers, S., Ekman, J., 2007. </w:t>
+      </w:r>
+      <w:r>
+        <w:rPr>
+          <w:i/>
+        </w:rPr>
+        <w:t xml:space="preserve">Impact of forestry practices on fitness correlates and population productivity in an open-nesting bird species. </w:t>
+      </w:r>
+      <w:r>
+        <w:t>Conserv. Biol. 21, 767–774. https://doi.org/10.1111/j.1523- 1739.2007.00675.x</w:t>
+      </w:r>
+    </w:p>
+    <w:p>
+      <w:r>
+        <w:t xml:space="preserve">Klein, J., 2020. </w:t>
+      </w:r>
+      <w:r>
+        <w:rPr>
+          <w:i/>
+        </w:rPr>
+        <w:t xml:space="preserve">The forgotten forest – On thinning, retention, and biodiversity in the boreal forest. </w:t>
+      </w:r>
+      <w:r>
+        <w:t>Doctoral Thesis No. 2020:50</w:t>
+      </w:r>
+    </w:p>
+    <w:p>
+      <w:r>
+        <w:t xml:space="preserve">Siffczyk, C., Brotons, L., Kangas, K., Orell, M., 2003. </w:t>
+      </w:r>
+      <w:r>
+        <w:rPr>
+          <w:i/>
+        </w:rPr>
+        <w:t xml:space="preserve">Home range size of willow tits. </w:t>
+      </w:r>
+      <w:r>
+        <w:t>Oecologica, 136, 635–642 (2003)</w:t>
+      </w:r>
+    </w:p>
+    <w:p>
+      <w:r>
+        <w:t xml:space="preserve">SLU Artdatabanken, 2021. </w:t>
+      </w:r>
+      <w:r>
+        <w:rPr>
+          <w:i/>
+        </w:rPr>
+        <w:t xml:space="preserve">Artfaktablad. Naturvård – artfakta. </w:t>
+      </w:r>
+      <w:r>
+        <w:t>SLU Artdatabanken, Uppsala</w:t>
       </w:r>
     </w:p>
     <w:p>
       <w:pPr>
-        <w:pStyle w:val="ListBullet"/>
+        <w:pStyle w:val="Heading1"/>
       </w:pPr>
       <w:r>
-        <w:rPr>
-          <w:b/>
-          <w:i/>
-        </w:rPr>
-        <w:t xml:space="preserve">Kommentar: </w:t>
-      </w:r>
-      <w:r>
-        <w:t>I den avverkningsanmälda skogen har fridlysta arter sina livsmiljöer och växtplatser. Att skada de fridlysta arternas livsmiljöer, växtplatser eller ekologiska funktion är inte tillåtet enligt artskyddsförordningen.</w:t>
+        <w:t>Spillkråka – ekologi samt krav på livsmiljön</w:t>
+      </w:r>
+    </w:p>
+    <w:p>
+      <w:r>
+        <w:t xml:space="preserve">Spillkråka (§4) ingår i bilaga 1 EU:s fågeldirektiv och är typisk art för </w:t>
       </w:r>
       <w:r>
         <w:rPr>
           <w:i/>
         </w:rPr>
-        <w:t xml:space="preserve"> EU:s medlemsländer och skogsbolag är skyldiga att agera i enlighet med EU:s fågeldirektiv där det uttryckligen står att direktivet gäller för fåglar samt för deras ägg, bon och </w:t>
-      </w:r>
-      <w:r>
-        <w:rPr>
-          <w:b/>
-          <w:i/>
-        </w:rPr>
-        <w:t xml:space="preserve">livsmiljöer </w:t>
-      </w:r>
-      <w:r>
-        <w:t>(artikel 1). Vidare att de åtgärder som vidtas inte får leda till en försämring av den nuvarande situationen beträffande bevarandet av de fågelarter som avses i artikel 1 (artikel 13).</w:t>
-      </w:r>
-    </w:p>
-    <w:p>
-      <w:r>
-        <w:rPr>
-          <w:b/>
-        </w:rPr>
-        <w:t xml:space="preserve">6.4 </w:t>
-      </w:r>
-      <w:r>
-        <w:t>Certifikatsinnehavaren ska skydda sällsynta arter och hotade arter samt deras livsmiljöer inom skogsbruksenheten. Det ska ske genom avsättningar, andra skyddade områden och genom att skapa konnektivitet och/eller genom andra direkta åtgärder som gynnar dessa arters överlevnad och livskraft. Åtgärderna ska stå i förhållande till brukandets skala, intensitet och risk, samt till sällsynta och hotade arters bevarandestatus och ekologiska krav. Certifikatsinnehavaren ska beakta den geografiska spridningen och ekologiska krav hos sällsynta och hotade arter utanför skogsbruksenhetens gränser när beslut om åtgärder inom skogsbruksenheten ska fattas.</w:t>
-      </w:r>
-    </w:p>
-    <w:p>
-      <w:r>
-        <w:rPr>
-          <w:b/>
-        </w:rPr>
-        <w:t xml:space="preserve">6.4.3 </w:t>
-      </w:r>
-      <w:r>
-        <w:t>Bevarandeåtgärder genomförs för de kända förekomster av rödlistade arter som påverkas av skogsbruk.</w:t>
-      </w:r>
-    </w:p>
-    <w:p>
-      <w:pPr>
-        <w:pStyle w:val="ListBullet"/>
-      </w:pPr>
-      <w:r>
-        <w:rPr>
-          <w:b/>
-          <w:i/>
-        </w:rPr>
-        <w:t xml:space="preserve">Kommentar: </w:t>
+        <w:t xml:space="preserve">9010 Taiga </w:t>
+      </w:r>
+      <w:r>
+        <w:t>och</w:t>
       </w:r>
       <w:r>
         <w:rPr>
           <w:i/>
         </w:rPr>
-        <w:t>I det avverkningsanmälda skogsområdet har 8 naturvårdsarter varav 3 rödlistade arter sina livsmiljöer och växtplatser.</w:t>
+        <w:t xml:space="preserve"> 9740 Skogsbevuxen myr</w:t>
+      </w:r>
+      <w:r>
+        <w:t>. Den lever i både barr- och blandskog liksom i ren lövskog. De tätaste populationerna tenderar att finnas i äldre, variationsrik blandskog med gott om död ved och gamla träd. Varje par utnyttjar 400–1000 hektar skog beroende på skogens kvalitet. Skogsbruk med korta omloppstider och täta, homogena ungskogar utgör det största hotet (SLU Artdatabanken, 2026).</w:t>
+      </w:r>
+    </w:p>
+    <w:p>
+      <w:r>
+        <w:t>Spillkråka är en nyckelart i skogliga miljöer vars övergivna bohål utnyttjas av flera andra hålhäckande fågelarter och fladdermöss, däribland pärluggla (EN, §4), knipa (§4), salskrake (§4) och skogsduva (§4). Hökuggla (VU, §4) och slaguggla (§4) häckar ofta i högstubbar som brutits av i höjd med ett gammalt spillkråkebo (Skogsstyrelsen, 2016).</w:t>
       </w:r>
     </w:p>
     <w:p>
@@ -591,239 +901,6 @@
         <w:pStyle w:val="Heading2"/>
       </w:pPr>
       <w:r>
-        <w:t>Ur Chain of Custody Certification (FSC-STD-40-004 ver 3.0)</w:t>
-      </w:r>
-    </w:p>
-    <w:p>
-      <w:r>
-        <w:rPr>
-          <w:b/>
-        </w:rPr>
-        <w:t xml:space="preserve">1.3 </w:t>
-      </w:r>
-      <w:r>
-        <w:t xml:space="preserve">The organization shall commit to the FSC values as defined in FSC-POL-01-004 Policy for the Association of Organizations with FSC. </w:t>
-      </w:r>
-    </w:p>
-    <w:p>
-      <w:pPr>
-        <w:pStyle w:val="Heading2"/>
-      </w:pPr>
-      <w:r>
-        <w:t>Ur FSC:s policy för associerade organisationer (FSC-POL-01-004)</w:t>
-      </w:r>
-    </w:p>
-    <w:p>
-      <w:r>
-        <w:t xml:space="preserve">Som “Chain of Custody”-certifierad organisation är skogsbolaget bunden av de fastställda reglerna i Del 1 Punkt 1 c) i Policy för organisationer associerade med FSC (FSC-POL-01-004 V2-0 EN + SVE version 2012-03-02): </w:t>
-      </w:r>
-    </w:p>
-    <w:p>
-      <w:pPr>
-        <w:pStyle w:val="ListNumber"/>
-      </w:pPr>
-      <w:r>
-        <w:t>De organisationer FSC kan acceptera association med får inte direkt eller indirekt ha några kopplingar till nedanstående, oacceptabla aktiviteter:</w:t>
-      </w:r>
-    </w:p>
-    <w:p>
-      <w:pPr>
-        <w:ind w:left="357"/>
-      </w:pPr>
-      <w:r>
-        <w:t>a) Olaglig skogsavverkning och handel med olagligt avverkat virke eller skogsprodukter</w:t>
-      </w:r>
-    </w:p>
-    <w:p>
-      <w:pPr>
-        <w:ind w:left="357"/>
-      </w:pPr>
-      <w:r>
-        <w:t>...</w:t>
-      </w:r>
-    </w:p>
-    <w:p>
-      <w:pPr>
-        <w:ind w:left="357"/>
-      </w:pPr>
-      <w:r>
-        <w:t>c) Skogsbruk som förstör höga naturvärden</w:t>
-      </w:r>
-    </w:p>
-    <w:p>
-      <w:pPr>
-        <w:ind w:left="357"/>
-      </w:pPr>
-      <w:r>
-        <w:t>d) Betydande omvandling av skog till plantager eller annan, icke skoglig, markanvändning</w:t>
-      </w:r>
-    </w:p>
-    <w:p>
-      <w:pPr>
-        <w:pStyle w:val="ListBullet"/>
-      </w:pPr>
-      <w:r>
-        <w:rPr>
-          <w:b/>
-          <w:i/>
-        </w:rPr>
-        <w:t xml:space="preserve">Kommentar: </w:t>
-      </w:r>
-      <w:r>
-        <w:rPr>
-          <w:i/>
-        </w:rPr>
-        <w:t>Avverkning av skog med höga naturvärden samt skada på fridlysta arter strider både mot FSC Controlled Wood-standarden och FSC:s policy for associerade organisationer.</w:t>
-      </w:r>
-    </w:p>
-    <w:p>
-      <w:pPr>
-        <w:pStyle w:val="Heading2"/>
-      </w:pPr>
-      <w:r>
-        <w:t>Ur FSC Controlled Wood (FSC-STD-40-005)</w:t>
-      </w:r>
-    </w:p>
-    <w:p>
-      <w:r>
-        <w:t>Virke som inte accepteras i FSC-märkta produkter (oacceptabelt ursprung) enligt FSC Controlled Wood (FSC-STD-40-005):</w:t>
-      </w:r>
-    </w:p>
-    <w:p>
-      <w:pPr>
-        <w:pStyle w:val="ListNumber"/>
-      </w:pPr>
-      <w:r>
-        <w:t>Illegalt avverkat virke.</w:t>
-      </w:r>
-    </w:p>
-    <w:p>
-      <w:pPr>
-        <w:pStyle w:val="ListNumber"/>
-      </w:pPr>
-      <w:r>
-        <w:t>...</w:t>
-      </w:r>
-    </w:p>
-    <w:p>
-      <w:pPr>
-        <w:pStyle w:val="ListNumber"/>
-      </w:pPr>
-      <w:r>
-        <w:t>Virke från avverkningar som hotar höga naturvärden.</w:t>
-      </w:r>
-    </w:p>
-    <w:p>
-      <w:pPr>
-        <w:pStyle w:val="ListNumber"/>
-      </w:pPr>
-      <w:r>
-        <w:t>Virke från skog som konverteras till plantager eller icke-skogligt bruk.</w:t>
-      </w:r>
-    </w:p>
-    <w:p>
-      <w:pPr>
-        <w:pStyle w:val="ListBullet"/>
-      </w:pPr>
-      <w:r>
-        <w:rPr>
-          <w:b/>
-          <w:i/>
-        </w:rPr>
-        <w:t xml:space="preserve">Kommentar: </w:t>
-      </w:r>
-      <w:r>
-        <w:rPr>
-          <w:i/>
-        </w:rPr>
-        <w:t>Avverkning av skog med höga naturvärden samt skada på fridlysta arter strider både mot FSC Controlled Wood-standarden och FSC:s policy for associerade organisationer.</w:t>
-      </w:r>
-    </w:p>
-    <w:p>
-      <w:pPr>
-        <w:pStyle w:val="Heading1"/>
-      </w:pPr>
-      <w:r>
-        <w:t>Ur PEFC-standarden gällande lagefterlevnad</w:t>
-      </w:r>
-    </w:p>
-    <w:p>
-      <w:r>
-        <w:t>PEFC-standarden förutsätter att tillämplig svensk lagstiftning följs. Det är utsedd tillsynsmyndighet som ansvarar för tillsyn av lagens efterlevnad. PEFC-standarden återger innehållet i vissa certifieringskritiska lag- och föreskriftskrav vilka ska ingå i granskning av PEFC-systemets efterlevnad.</w:t>
-      </w:r>
-    </w:p>
-    <w:p>
-      <w:pPr>
-        <w:pStyle w:val="ListBullet"/>
-      </w:pPr>
-      <w:r>
-        <w:rPr>
-          <w:b/>
-          <w:i/>
-        </w:rPr>
-        <w:t xml:space="preserve">Kommentar: </w:t>
-      </w:r>
-      <w:r>
-        <w:rPr>
-          <w:i/>
-        </w:rPr>
-        <w:t>I den avverkningsanmälda skogen har fridlysta arter sina livsmiljöer och växtplatser. Att skada de fridlysta arternas livsmiljöer, växtplatser eller ekologiska funktion är inte tillåtet enligt artskyddsförordningen</w:t>
-      </w:r>
-    </w:p>
-    <w:p>
-      <w:r>
-        <w:br w:type="page"/>
-      </w:r>
-    </w:p>
-    <w:p>
-      <w:pPr>
-        <w:pStyle w:val="Title"/>
-      </w:pPr>
-      <w:r>
-        <w:t>BILAGA 1 – Fridlysta arter</w:t>
-      </w:r>
-    </w:p>
-    <w:p>
-      <w:pPr>
-        <w:pStyle w:val="Heading1"/>
-      </w:pPr>
-      <w:r>
-        <w:t>Spillkråka – ekologi samt krav på livsmiljön</w:t>
-      </w:r>
-    </w:p>
-    <w:p>
-      <w:r>
-        <w:t xml:space="preserve">Spillkråka (§4) ingår i bilaga 1 EU:s fågeldirektiv och är typisk art för </w:t>
-      </w:r>
-      <w:r>
-        <w:rPr>
-          <w:i/>
-        </w:rPr>
-        <w:t xml:space="preserve">9010 Taiga </w:t>
-      </w:r>
-      <w:r>
-        <w:t>och</w:t>
-      </w:r>
-      <w:r>
-        <w:rPr>
-          <w:i/>
-        </w:rPr>
-        <w:t xml:space="preserve"> 9740 Skogsbevuxen myr</w:t>
-      </w:r>
-      <w:r>
-        <w:t>. Den lever i både barr- och blandskog liksom i ren lövskog. De tätaste populationerna tenderar att finnas i äldre, variationsrik blandskog med gott om död ved och gamla träd. Varje par utnyttjar 400–1000 hektar skog beroende på skogens kvalitet. Skogsbruk med korta omloppstider och täta, homogena ungskogar utgör det största hotet (SLU Artdatabanken, 2026).</w:t>
-      </w:r>
-    </w:p>
-    <w:p>
-      <w:r>
-        <w:t>Spillkråka är en nyckelart i skogliga miljöer vars övergivna bohål utnyttjas av flera andra hålhäckande fågelarter och fladdermöss, däribland pärluggla (EN, §4), knipa (§4), salskrake (§4) och skogsduva (§4). Hökuggla (VU, §4) och slaguggla (§4) häckar ofta i högstubbar som brutits av i höjd med ett gammalt spillkråkebo (Skogsstyrelsen, 2016).</w:t>
-      </w:r>
-    </w:p>
-    <w:p>
-      <w:pPr>
-        <w:pStyle w:val="Heading2"/>
-      </w:pPr>
-      <w:r>
         <w:t>Referenser – spillkråka</w:t>
       </w:r>
     </w:p>
@@ -853,126 +930,6 @@
       </w:r>
       <w:r>
         <w:t>SLU Artdatabanken, Uppsala.</w:t>
-      </w:r>
-    </w:p>
-    <w:p>
-      <w:pPr>
-        <w:pStyle w:val="Heading1"/>
-      </w:pPr>
-      <w:r>
-        <w:t>Talltita – ekologi samt krav på livsmiljön</w:t>
-      </w:r>
-    </w:p>
-    <w:p>
-      <w:r>
-        <w:t>Talltita är rödlistad som NT, fridlyst och prioriterad art i Skogsvårdslagen. Den omfattas av EU:s fågeldirektiv. Arten har minskat kraftigt de senaste 30 åren och minskningstakten innevarande 10-årsperiod beräknas till 20 (10–30) % (SLU Artdatabanken, 2022).</w:t>
-      </w:r>
-    </w:p>
-    <w:p>
-      <w:r>
-        <w:t>Talltita föredrar större sammanhängande barrskogar, och finns såväl i tallskog som granskog och i lövblandad barrskog. Skogens struktur är viktig och ska helst vara flerskiktad med riklig underväxt av mindre granar, björk och andra lövträd och buskar. Tillgång på murknande högstubbar är särskilt viktig, eftersom talltitan helst själv hackar ut sitt bohål (SLU Artdatabanken, 2022).</w:t>
-      </w:r>
-    </w:p>
-    <w:p>
-      <w:r>
-        <w:t>Det finns flera studier som visar att talltita är känslig för gallring och inte överlever när dess livsmiljö kalavverkas (Eggers and Low, 2014; Griesser et al., 2007; Klein, 2020). Talltitans revir är förhållandevis stora, 10–20 hektar och arten missgynnas när skogen fragmenteras. Kalavverkning av större delar av reviret innebär att det överges (Artdatabanken, 2021).</w:t>
-      </w:r>
-    </w:p>
-    <w:p>
-      <w:r>
-        <w:t>Talltitan är synnerligen trogen sitt revir så länge paret lever och biotopen förblir intakt. Paret stannar i sitt revir året om. En förlust av ett revir har därför en stor inverkan på den lokala populationen och trakthyggesbruket anses vara orsak till den svenska populationens kraftiga minskning. Talltiteparets revirtrohet innebär att närhelst under året man observerar en adult talltita så ingår denna plats i reviret (Siffczyk et al., 2003; Ekman, 1979).</w:t>
-      </w:r>
-    </w:p>
-    <w:p>
-      <w:pPr>
-        <w:pStyle w:val="Heading2"/>
-      </w:pPr>
-      <w:r>
-        <w:t>Referenser – talltita</w:t>
-      </w:r>
-    </w:p>
-    <w:p>
-      <w:r>
-        <w:t xml:space="preserve">Eggers, S., Low, M., 2014. </w:t>
-      </w:r>
-      <w:r>
-        <w:rPr>
-          <w:i/>
-        </w:rPr>
-        <w:t xml:space="preserve">Differential demographic responses of sympatric Parids to vegetation management in boreal forest. </w:t>
-      </w:r>
-      <w:r>
-        <w:t>For. Ecol. Manage. 319, 169–175.</w:t>
-      </w:r>
-    </w:p>
-    <w:p>
-      <w:r>
-        <w:t xml:space="preserve">Ekman, J., 1979. </w:t>
-      </w:r>
-      <w:r>
-        <w:rPr>
-          <w:i/>
-        </w:rPr>
-        <w:t xml:space="preserve">Coherence, composition and territories of winter social groups of the Willow Tit Parus montanus and the Crested Tit P. cristatus. </w:t>
-      </w:r>
-      <w:r>
-        <w:t>Ornis Scandinavica, 10, pp 56–68</w:t>
-      </w:r>
-    </w:p>
-    <w:p>
-      <w:r>
-        <w:t xml:space="preserve">Griesser, M., Nystrand, M., Eggers, S., Ekman, J., 2007. </w:t>
-      </w:r>
-      <w:r>
-        <w:rPr>
-          <w:i/>
-        </w:rPr>
-        <w:t xml:space="preserve">Impact of forestry practices on fitness correlates and population productivity in an open-nesting bird species. </w:t>
-      </w:r>
-      <w:r>
-        <w:t>Conserv. Biol. 21, 767–774. https://doi.org/10.1111/j.1523- 1739.2007.00675.x</w:t>
-      </w:r>
-    </w:p>
-    <w:p>
-      <w:r>
-        <w:t xml:space="preserve">Klein, J., 2020. </w:t>
-      </w:r>
-      <w:r>
-        <w:rPr>
-          <w:i/>
-        </w:rPr>
-        <w:t xml:space="preserve">The forgotten forest – On thinning, retention, and biodiversity in the boreal forest. </w:t>
-      </w:r>
-      <w:r>
-        <w:t>Doctoral Thesis No. 2020:50</w:t>
-      </w:r>
-    </w:p>
-    <w:p>
-      <w:r>
-        <w:t xml:space="preserve">Siffczyk, C., Brotons, L., Kangas, K., Orell, M., 2003. </w:t>
-      </w:r>
-      <w:r>
-        <w:rPr>
-          <w:i/>
-        </w:rPr>
-        <w:t xml:space="preserve">Home range size of willow tits. </w:t>
-      </w:r>
-      <w:r>
-        <w:t>Oecologica, 136, 635–642 (2003)</w:t>
-      </w:r>
-    </w:p>
-    <w:p>
-      <w:r>
-        <w:t xml:space="preserve">SLU Artdatabanken, 2021. </w:t>
-      </w:r>
-      <w:r>
-        <w:rPr>
-          <w:i/>
-        </w:rPr>
-        <w:t xml:space="preserve">Artfaktablad. Naturvård – artfakta. </w:t>
-      </w:r>
-      <w:r>
-        <w:t>SLU Artdatabanken, Uppsala</w:t>
       </w:r>
     </w:p>
     <w:p>
@@ -1172,7 +1129,7 @@
     <w:r>
       <w:tab/>
       <w:tab/>
-      <w:t>2026-06-20</w:t>
+      <w:t>2026-06-21</w:t>
       <w:br/>
       <w:br/>
     </w:r>

--- a/klagomål/A 21612-2026 FSC-klagomål.docx
+++ b/klagomål/A 21612-2026 FSC-klagomål.docx
@@ -1129,7 +1129,7 @@
     <w:r>
       <w:tab/>
       <w:tab/>
-      <w:t>2026-06-21</w:t>
+      <w:t>2026-06-22</w:t>
       <w:br/>
       <w:br/>
     </w:r>

--- a/klagomål/A 21612-2026 FSC-klagomål.docx
+++ b/klagomål/A 21612-2026 FSC-klagomål.docx
@@ -1129,7 +1129,7 @@
     <w:r>
       <w:tab/>
       <w:tab/>
-      <w:t>2026-06-22</w:t>
+      <w:t>2026-06-23</w:t>
       <w:br/>
       <w:br/>
     </w:r>

--- a/klagomål/A 21612-2026 FSC-klagomål.docx
+++ b/klagomål/A 21612-2026 FSC-klagomål.docx
@@ -1129,7 +1129,7 @@
     <w:r>
       <w:tab/>
       <w:tab/>
-      <w:t>2026-06-23</w:t>
+      <w:t>2026-06-24</w:t>
       <w:br/>
       <w:br/>
     </w:r>

--- a/klagomål/A 21612-2026 FSC-klagomål.docx
+++ b/klagomål/A 21612-2026 FSC-klagomål.docx
@@ -1129,7 +1129,7 @@
     <w:r>
       <w:tab/>
       <w:tab/>
-      <w:t>2026-06-24</w:t>
+      <w:t>2026-06-25</w:t>
       <w:br/>
       <w:br/>
     </w:r>

--- a/klagomål/A 21612-2026 FSC-klagomål.docx
+++ b/klagomål/A 21612-2026 FSC-klagomål.docx
@@ -1129,7 +1129,7 @@
     <w:r>
       <w:tab/>
       <w:tab/>
-      <w:t>2026-06-25</w:t>
+      <w:t>2026-06-26</w:t>
       <w:br/>
       <w:br/>
     </w:r>

--- a/klagomål/A 21612-2026 FSC-klagomål.docx
+++ b/klagomål/A 21612-2026 FSC-klagomål.docx
@@ -1129,7 +1129,7 @@
     <w:r>
       <w:tab/>
       <w:tab/>
-      <w:t>2026-06-26</w:t>
+      <w:t>2026-06-27</w:t>
       <w:br/>
       <w:br/>
     </w:r>

--- a/klagomål/A 21612-2026 FSC-klagomål.docx
+++ b/klagomål/A 21612-2026 FSC-klagomål.docx
@@ -1129,7 +1129,7 @@
     <w:r>
       <w:tab/>
       <w:tab/>
-      <w:t>2026-06-27</w:t>
+      <w:t>2026-06-28</w:t>
       <w:br/>
       <w:br/>
     </w:r>

--- a/klagomål/A 21612-2026 FSC-klagomål.docx
+++ b/klagomål/A 21612-2026 FSC-klagomål.docx
@@ -1129,7 +1129,7 @@
     <w:r>
       <w:tab/>
       <w:tab/>
-      <w:t>2026-06-28</w:t>
+      <w:t>2026-06-29</w:t>
       <w:br/>
       <w:br/>
     </w:r>

--- a/klagomål/A 21612-2026 FSC-klagomål.docx
+++ b/klagomål/A 21612-2026 FSC-klagomål.docx
@@ -1129,7 +1129,7 @@
     <w:r>
       <w:tab/>
       <w:tab/>
-      <w:t>2026-06-29</w:t>
+      <w:t>2026-06-30</w:t>
       <w:br/>
       <w:br/>
     </w:r>

--- a/klagomål/A 21612-2026 FSC-klagomål.docx
+++ b/klagomål/A 21612-2026 FSC-klagomål.docx
@@ -1129,7 +1129,7 @@
     <w:r>
       <w:tab/>
       <w:tab/>
-      <w:t>2026-06-30</w:t>
+      <w:t>2026-07-01</w:t>
       <w:br/>
       <w:br/>
     </w:r>

--- a/klagomål/A 21612-2026 FSC-klagomål.docx
+++ b/klagomål/A 21612-2026 FSC-klagomål.docx
@@ -1129,7 +1129,7 @@
     <w:r>
       <w:tab/>
       <w:tab/>
-      <w:t>2026-07-01</w:t>
+      <w:t>2026-07-02</w:t>
       <w:br/>
       <w:br/>
     </w:r>

--- a/klagomål/A 21612-2026 FSC-klagomål.docx
+++ b/klagomål/A 21612-2026 FSC-klagomål.docx
@@ -1129,7 +1129,7 @@
     <w:r>
       <w:tab/>
       <w:tab/>
-      <w:t>2026-07-13</w:t>
+      <w:t>2026-07-14</w:t>
       <w:br/>
       <w:br/>
     </w:r>

--- a/klagomål/A 21612-2026 FSC-klagomål.docx
+++ b/klagomål/A 21612-2026 FSC-klagomål.docx
@@ -1129,7 +1129,7 @@
     <w:r>
       <w:tab/>
       <w:tab/>
-      <w:t>2026-07-14</w:t>
+      <w:t>2026-07-15</w:t>
       <w:br/>
       <w:br/>
     </w:r>

--- a/klagomål/A 21612-2026 FSC-klagomål.docx
+++ b/klagomål/A 21612-2026 FSC-klagomål.docx
@@ -1129,7 +1129,7 @@
     <w:r>
       <w:tab/>
       <w:tab/>
-      <w:t>2026-07-15</w:t>
+      <w:t>2026-07-16</w:t>
       <w:br/>
       <w:br/>
     </w:r>

--- a/klagomål/A 21612-2026 FSC-klagomål.docx
+++ b/klagomål/A 21612-2026 FSC-klagomål.docx
@@ -1129,7 +1129,7 @@
     <w:r>
       <w:tab/>
       <w:tab/>
-      <w:t>2026-07-16</w:t>
+      <w:t>2026-07-17</w:t>
       <w:br/>
       <w:br/>
     </w:r>

--- a/klagomål/A 21612-2026 FSC-klagomål.docx
+++ b/klagomål/A 21612-2026 FSC-klagomål.docx
@@ -1129,7 +1129,7 @@
     <w:r>
       <w:tab/>
       <w:tab/>
-      <w:t>2026-07-17</w:t>
+      <w:t>2026-07-18</w:t>
       <w:br/>
       <w:br/>
     </w:r>

--- a/klagomål/A 21612-2026 FSC-klagomål.docx
+++ b/klagomål/A 21612-2026 FSC-klagomål.docx
@@ -1129,7 +1129,7 @@
     <w:r>
       <w:tab/>
       <w:tab/>
-      <w:t>2026-07-18</w:t>
+      <w:t>2026-07-19</w:t>
       <w:br/>
       <w:br/>
     </w:r>

--- a/klagomål/A 21612-2026 FSC-klagomål.docx
+++ b/klagomål/A 21612-2026 FSC-klagomål.docx
@@ -1129,7 +1129,7 @@
     <w:r>
       <w:tab/>
       <w:tab/>
-      <w:t>2026-07-19</w:t>
+      <w:t>2026-07-20</w:t>
       <w:br/>
       <w:br/>
     </w:r>

--- a/klagomål/A 21612-2026 FSC-klagomål.docx
+++ b/klagomål/A 21612-2026 FSC-klagomål.docx
@@ -1129,7 +1129,7 @@
     <w:r>
       <w:tab/>
       <w:tab/>
-      <w:t>2026-07-20</w:t>
+      <w:t>2026-07-21</w:t>
       <w:br/>
       <w:br/>
     </w:r>

--- a/klagomål/A 21612-2026 FSC-klagomål.docx
+++ b/klagomål/A 21612-2026 FSC-klagomål.docx
@@ -1129,7 +1129,7 @@
     <w:r>
       <w:tab/>
       <w:tab/>
-      <w:t>2026-07-21</w:t>
+      <w:t>2026-07-22</w:t>
       <w:br/>
       <w:br/>
     </w:r>

--- a/klagomål/A 21612-2026 FSC-klagomål.docx
+++ b/klagomål/A 21612-2026 FSC-klagomål.docx
@@ -1129,7 +1129,7 @@
     <w:r>
       <w:tab/>
       <w:tab/>
-      <w:t>2026-07-22</w:t>
+      <w:t>2026-07-23</w:t>
       <w:br/>
       <w:br/>
     </w:r>

--- a/klagomål/A 21612-2026 FSC-klagomål.docx
+++ b/klagomål/A 21612-2026 FSC-klagomål.docx
@@ -1129,7 +1129,7 @@
     <w:r>
       <w:tab/>
       <w:tab/>
-      <w:t>2026-07-23</w:t>
+      <w:t>2026-07-24</w:t>
       <w:br/>
       <w:br/>
     </w:r>

--- a/klagomål/A 21612-2026 FSC-klagomål.docx
+++ b/klagomål/A 21612-2026 FSC-klagomål.docx
@@ -1129,7 +1129,7 @@
     <w:r>
       <w:tab/>
       <w:tab/>
-      <w:t>2026-07-24</w:t>
+      <w:t>2026-07-25</w:t>
       <w:br/>
       <w:br/>
     </w:r>

--- a/klagomål/A 21612-2026 FSC-klagomål.docx
+++ b/klagomål/A 21612-2026 FSC-klagomål.docx
@@ -1129,7 +1129,7 @@
     <w:r>
       <w:tab/>
       <w:tab/>
-      <w:t>2026-07-25</w:t>
+      <w:t>2026-07-26</w:t>
       <w:br/>
       <w:br/>
     </w:r>

--- a/klagomål/A 21612-2026 FSC-klagomål.docx
+++ b/klagomål/A 21612-2026 FSC-klagomål.docx
@@ -1129,7 +1129,7 @@
     <w:r>
       <w:tab/>
       <w:tab/>
-      <w:t>2026-07-26</w:t>
+      <w:t>2026-07-27</w:t>
       <w:br/>
       <w:br/>
     </w:r>

--- a/klagomål/A 21612-2026 FSC-klagomål.docx
+++ b/klagomål/A 21612-2026 FSC-klagomål.docx
@@ -1129,7 +1129,7 @@
     <w:r>
       <w:tab/>
       <w:tab/>
-      <w:t>2026-07-27</w:t>
+      <w:t>2026-07-28</w:t>
       <w:br/>
       <w:br/>
     </w:r>

--- a/klagomål/A 21612-2026 FSC-klagomål.docx
+++ b/klagomål/A 21612-2026 FSC-klagomål.docx
@@ -1129,7 +1129,7 @@
     <w:r>
       <w:tab/>
       <w:tab/>
-      <w:t>2026-07-28</w:t>
+      <w:t>2026-07-29</w:t>
       <w:br/>
       <w:br/>
     </w:r>

--- a/klagomål/A 21612-2026 FSC-klagomål.docx
+++ b/klagomål/A 21612-2026 FSC-klagomål.docx
@@ -1129,7 +1129,7 @@
     <w:r>
       <w:tab/>
       <w:tab/>
-      <w:t>2026-07-29</w:t>
+      <w:t>2026-07-30</w:t>
       <w:br/>
       <w:br/>
     </w:r>

--- a/klagomål/A 21612-2026 FSC-klagomål.docx
+++ b/klagomål/A 21612-2026 FSC-klagomål.docx
@@ -1129,7 +1129,7 @@
     <w:r>
       <w:tab/>
       <w:tab/>
-      <w:t>2026-07-30</w:t>
+      <w:t>2026-07-31</w:t>
       <w:br/>
       <w:br/>
     </w:r>

--- a/klagomål/A 21612-2026 FSC-klagomål.docx
+++ b/klagomål/A 21612-2026 FSC-klagomål.docx
@@ -1129,7 +1129,7 @@
     <w:r>
       <w:tab/>
       <w:tab/>
-      <w:t>2026-07-31</w:t>
+      <w:t>2026-08-01</w:t>
       <w:br/>
       <w:br/>
     </w:r>

--- a/klagomål/A 21612-2026 FSC-klagomål.docx
+++ b/klagomål/A 21612-2026 FSC-klagomål.docx
@@ -1129,7 +1129,7 @@
     <w:r>
       <w:tab/>
       <w:tab/>
-      <w:t>2026-08-01</w:t>
+      <w:t>2026-08-02</w:t>
       <w:br/>
       <w:br/>
     </w:r>

--- a/klagomål/A 21612-2026 FSC-klagomål.docx
+++ b/klagomål/A 21612-2026 FSC-klagomål.docx
@@ -1129,7 +1129,7 @@
     <w:r>
       <w:tab/>
       <w:tab/>
-      <w:t>2026-08-02</w:t>
+      <w:t>2026-08-03</w:t>
       <w:br/>
       <w:br/>
     </w:r>

--- a/klagomål/A 21612-2026 FSC-klagomål.docx
+++ b/klagomål/A 21612-2026 FSC-klagomål.docx
@@ -1129,7 +1129,7 @@
     <w:r>
       <w:tab/>
       <w:tab/>
-      <w:t>2026-08-03</w:t>
+      <w:t>2026-08-05</w:t>
       <w:br/>
       <w:br/>
     </w:r>

--- a/klagomål/A 21612-2026 FSC-klagomål.docx
+++ b/klagomål/A 21612-2026 FSC-klagomål.docx
@@ -1129,7 +1129,7 @@
     <w:r>
       <w:tab/>
       <w:tab/>
-      <w:t>2026-08-05</w:t>
+      <w:t>2026-08-07</w:t>
       <w:br/>
       <w:br/>
     </w:r>

--- a/klagomål/A 21612-2026 FSC-klagomål.docx
+++ b/klagomål/A 21612-2026 FSC-klagomål.docx
@@ -1129,7 +1129,7 @@
     <w:r>
       <w:tab/>
       <w:tab/>
-      <w:t>2026-08-07</w:t>
+      <w:t>2026-08-08</w:t>
       <w:br/>
       <w:br/>
     </w:r>

--- a/klagomål/A 21612-2026 FSC-klagomål.docx
+++ b/klagomål/A 21612-2026 FSC-klagomål.docx
@@ -216,7 +216,7 @@
         <w:spacing w:after="240"/>
       </w:pPr>
       <w:r>
-        <w:t>Figur 1. Fyndplatser för naturvårdsarter i avverkningsanmälan. Markörer utan svart kant är placerade på fyndplatsen. Markörer med svart kant är placerade vid sidan av fyndplatsen har ett svart streck som visar fyndplatsens exakta position. Kartans mittpunktskoordinat är N 6373773, E 587269 i SWEREF 99 TM.</w:t>
+        <w:t>Figur 1. Fyndplatser för naturvårdsarter i avverkningsanmälan. Markörer utan svart kant är placerade på fyndplatsen. Markörer med svart kant är placerade vid sidan av fyndplatsen och har ett svart streck som visar fyndplatsens exakta position. Kartans mittpunktskoordinat är N 6373773, E 587269 i SWEREF 99 TM.</w:t>
       </w:r>
     </w:p>
     <w:p>
@@ -1129,7 +1129,7 @@
     <w:r>
       <w:tab/>
       <w:tab/>
-      <w:t>2026-08-14</w:t>
+      <w:t>2026-08-15</w:t>
       <w:br/>
       <w:br/>
     </w:r>

--- a/klagomål/A 21612-2026 FSC-klagomål.docx
+++ b/klagomål/A 21612-2026 FSC-klagomål.docx
@@ -1129,7 +1129,7 @@
     <w:r>
       <w:tab/>
       <w:tab/>
-      <w:t>2026-08-15</w:t>
+      <w:t>2026-08-16</w:t>
       <w:br/>
       <w:br/>
     </w:r>

--- a/klagomål/A 21612-2026 FSC-klagomål.docx
+++ b/klagomål/A 21612-2026 FSC-klagomål.docx
@@ -1129,7 +1129,7 @@
     <w:r>
       <w:tab/>
       <w:tab/>
-      <w:t>2026-08-16</w:t>
+      <w:t>2026-08-17</w:t>
       <w:br/>
       <w:br/>
     </w:r>

--- a/klagomål/A 21612-2026 FSC-klagomål.docx
+++ b/klagomål/A 21612-2026 FSC-klagomål.docx
@@ -1129,7 +1129,7 @@
     <w:r>
       <w:tab/>
       <w:tab/>
-      <w:t>2026-08-17</w:t>
+      <w:t>2026-08-18</w:t>
       <w:br/>
       <w:br/>
     </w:r>

--- a/klagomål/A 21612-2026 FSC-klagomål.docx
+++ b/klagomål/A 21612-2026 FSC-klagomål.docx
@@ -1129,7 +1129,7 @@
     <w:r>
       <w:tab/>
       <w:tab/>
-      <w:t>2026-08-18</w:t>
+      <w:t>2026-08-19</w:t>
       <w:br/>
       <w:br/>
     </w:r>

--- a/klagomål/A 21612-2026 FSC-klagomål.docx
+++ b/klagomål/A 21612-2026 FSC-klagomål.docx
@@ -1129,7 +1129,7 @@
     <w:r>
       <w:tab/>
       <w:tab/>
-      <w:t>2026-08-19</w:t>
+      <w:t>2026-08-20</w:t>
       <w:br/>
       <w:br/>
     </w:r>

--- a/klagomål/A 21612-2026 FSC-klagomål.docx
+++ b/klagomål/A 21612-2026 FSC-klagomål.docx
@@ -1129,7 +1129,7 @@
     <w:r>
       <w:tab/>
       <w:tab/>
-      <w:t>2026-08-20</w:t>
+      <w:t>2026-08-21</w:t>
       <w:br/>
       <w:br/>
     </w:r>

--- a/klagomål/A 21612-2026 FSC-klagomål.docx
+++ b/klagomål/A 21612-2026 FSC-klagomål.docx
@@ -1129,7 +1129,7 @@
     <w:r>
       <w:tab/>
       <w:tab/>
-      <w:t>2026-08-21</w:t>
+      <w:t>2026-08-22</w:t>
       <w:br/>
       <w:br/>
     </w:r>

--- a/klagomål/A 21612-2026 FSC-klagomål.docx
+++ b/klagomål/A 21612-2026 FSC-klagomål.docx
@@ -1129,7 +1129,7 @@
     <w:r>
       <w:tab/>
       <w:tab/>
-      <w:t>2026-08-22</w:t>
+      <w:t>2026-08-23</w:t>
       <w:br/>
       <w:br/>
     </w:r>

--- a/klagomål/A 21612-2026 FSC-klagomål.docx
+++ b/klagomål/A 21612-2026 FSC-klagomål.docx
@@ -1129,7 +1129,7 @@
     <w:r>
       <w:tab/>
       <w:tab/>
-      <w:t>2026-08-23</w:t>
+      <w:t>2026-08-24</w:t>
       <w:br/>
       <w:br/>
     </w:r>

--- a/klagomål/A 21612-2026 FSC-klagomål.docx
+++ b/klagomål/A 21612-2026 FSC-klagomål.docx
@@ -1129,7 +1129,7 @@
     <w:r>
       <w:tab/>
       <w:tab/>
-      <w:t>2026-08-24</w:t>
+      <w:t>2026-08-25</w:t>
       <w:br/>
       <w:br/>
     </w:r>

--- a/klagomål/A 21612-2026 FSC-klagomål.docx
+++ b/klagomål/A 21612-2026 FSC-klagomål.docx
@@ -1129,7 +1129,7 @@
     <w:r>
       <w:tab/>
       <w:tab/>
-      <w:t>2026-08-25</w:t>
+      <w:t>2026-08-26</w:t>
       <w:br/>
       <w:br/>
     </w:r>

--- a/klagomål/A 21612-2026 FSC-klagomål.docx
+++ b/klagomål/A 21612-2026 FSC-klagomål.docx
@@ -1129,7 +1129,7 @@
     <w:r>
       <w:tab/>
       <w:tab/>
-      <w:t>2026-08-26</w:t>
+      <w:t>2026-08-27</w:t>
       <w:br/>
       <w:br/>
     </w:r>

--- a/klagomål/A 21612-2026 FSC-klagomål.docx
+++ b/klagomål/A 21612-2026 FSC-klagomål.docx
@@ -1129,7 +1129,7 @@
     <w:r>
       <w:tab/>
       <w:tab/>
-      <w:t>2026-08-27</w:t>
+      <w:t>2026-08-28</w:t>
       <w:br/>
       <w:br/>
     </w:r>

--- a/klagomål/A 21612-2026 FSC-klagomål.docx
+++ b/klagomål/A 21612-2026 FSC-klagomål.docx
@@ -1129,7 +1129,7 @@
     <w:r>
       <w:tab/>
       <w:tab/>
-      <w:t>2026-08-28</w:t>
+      <w:t>2026-08-29</w:t>
       <w:br/>
       <w:br/>
     </w:r>

--- a/klagomål/A 21612-2026 FSC-klagomål.docx
+++ b/klagomål/A 21612-2026 FSC-klagomål.docx
@@ -1129,7 +1129,7 @@
     <w:r>
       <w:tab/>
       <w:tab/>
-      <w:t>2026-08-29</w:t>
+      <w:t>2026-08-31</w:t>
       <w:br/>
       <w:br/>
     </w:r>

--- a/klagomål/A 21612-2026 FSC-klagomål.docx
+++ b/klagomål/A 21612-2026 FSC-klagomål.docx
@@ -1129,7 +1129,7 @@
     <w:r>
       <w:tab/>
       <w:tab/>
-      <w:t>2026-08-31</w:t>
+      <w:t>2026-09-01</w:t>
       <w:br/>
       <w:br/>
     </w:r>

--- a/klagomål/A 21612-2026 FSC-klagomål.docx
+++ b/klagomål/A 21612-2026 FSC-klagomål.docx
@@ -178,7 +178,7 @@
       <w:r>
         <w:drawing>
           <wp:inline xmlns:a="http://schemas.openxmlformats.org/drawingml/2006/main" xmlns:pic="http://schemas.openxmlformats.org/drawingml/2006/picture">
-            <wp:extent cx="5486400" cy="4372152"/>
+            <wp:extent cx="5486400" cy="4370266"/>
             <wp:docPr id="1" name="Picture 1"/>
             <wp:cNvGraphicFramePr>
               <a:graphicFrameLocks noChangeAspect="1"/>
@@ -199,7 +199,7 @@
                   <pic:spPr>
                     <a:xfrm>
                       <a:off x="0" y="0"/>
-                      <a:ext cx="5486400" cy="4372152"/>
+                      <a:ext cx="5486400" cy="4370266"/>
                     </a:xfrm>
                     <a:prstGeom prst="rect"/>
                   </pic:spPr>
@@ -221,7 +221,7 @@
     </w:p>
     <w:p>
       <w:r>
-        <w:t>I avverkningsanmälan finns fynd av 8 naturvårdsarter, varav 3 är rödlistade, 4 är fridlysta, 7 är typiska (T) och 2 är signalarter (S): dropptaggsvamp (NT, T), tallticka (NT, T), talltita (NT, §4), blåmossa (S, T), grovticka (S, T), spillkråka (T, §4), tjäder (T, §4) och tofsmes (T, §4). Se Figur 1.</w:t>
+        <w:t>I avverkningsanmälan finns fynd av 12 naturvårdsarter, varav 5 är rödlistade, 6 är fridlysta, 9 är typiska (T) och 2 är signalarter (S): dropptaggsvamp (NT, T), dvärgbägarlav (NT, T), tallticka (NT, T), talltita (NT, §4), vedskivlav (NT, T), blåmossa (S, T), grovticka (S, T), spillkråka (T, §4), tjäder (T, §4), tofsmes (T, §4), havsörn (§4) och skogsödla (§6). Se Figur 1.</w:t>
       </w:r>
     </w:p>
     <w:p>
@@ -272,6 +272,26 @@
         <w:rPr>
           <w:b/>
         </w:rPr>
+        <w:t>Dvärgbägarlav (NT)</w:t>
+      </w:r>
+      <w:r>
+        <w:t xml:space="preserve"> förekommer över hela Sverige på gammal hård ved, huvudsakligen på tall men i södra Sverige även på ek. Veden utgörs framförallt av grova stubbar, lågor och grenar. Substratet har blivit sällsyntare och nybildning av substrat sker bara i begränsad omfattning. Arten hotas av att grova lågor blir allt sällsyntare i dagens kulturskogar samt att nybildningen av lämpliga substrat går mycket långsamt. En riklig tillgång på gamla tall- eller eklågor måste säkerställas på artens lokaler. Dvärgbägarlav är typisk art för </w:t>
+      </w:r>
+      <w:r>
+        <w:rPr>
+          <w:i/>
+        </w:rPr>
+        <w:t>9010 Taiga</w:t>
+      </w:r>
+      <w:r>
+        <w:t xml:space="preserve"> (SLU Artdatabanken, 2024; Nitare &amp; Skogsstyrelsen, 2019).</w:t>
+      </w:r>
+    </w:p>
+    <w:p>
+      <w:r>
+        <w:rPr>
+          <w:b/>
+        </w:rPr>
         <w:t xml:space="preserve">Tallticka (NT) </w:t>
       </w:r>
       <w:r>
@@ -312,6 +332,26 @@
         <w:rPr>
           <w:b/>
         </w:rPr>
+        <w:t>Vedskivlav (NT)</w:t>
+      </w:r>
+      <w:r>
+        <w:t xml:space="preserve"> växer på gammal, torr, exponerad, hård kärnved av framförallt tall i naturskogsartade bestånd. Avverkning av tallskog av naturskogskaraktär med spår av återkommande bränder är ett hot. Mängden lämplig ved att växa på för vedskivlav minskar, dels på grund av naturlig nedbrytning men framförallt på grund av att de förstörs i samband med slutavverkningar, gallringar och markberedning. Tall- och blandbarrskogar av naturskogskaraktär med spår av återkommande bränder bör skyddas. Vedskivlav är typisk art för </w:t>
+      </w:r>
+      <w:r>
+        <w:rPr>
+          <w:i/>
+        </w:rPr>
+        <w:t>9010 Taiga</w:t>
+      </w:r>
+      <w:r>
+        <w:t xml:space="preserve"> (SLU Artdatabanken, 2024).</w:t>
+      </w:r>
+    </w:p>
+    <w:p>
+      <w:r>
+        <w:rPr>
+          <w:b/>
+        </w:rPr>
         <w:t xml:space="preserve">Blåmossa </w:t>
       </w:r>
       <w:r>
@@ -432,6 +472,17 @@
       </w:r>
       <w:r>
         <w:t>(SLU Artdatabanken, 2025).</w:t>
+      </w:r>
+    </w:p>
+    <w:p>
+      <w:r>
+        <w:rPr>
+          <w:b/>
+        </w:rPr>
+        <w:t>Havsörn (§4)</w:t>
+      </w:r>
+      <w:r>
+        <w:t xml:space="preserve"> omfattas av bilaga 1 EU:s fågeldirektiv. Skyddandet av befintliga bon måste upprätthållas och i samband med skogsavverkning bör en skyddszon på minst 100 meters radie runt boplatsen lämnas intakt. Under häckningsperioden (1 januari till 15 augusti) är havsörnen störningskänslig och inga skogsbruksåtgärder eller annan störande verksamhet får förekomma närmare än 500 m från boet under den tiden. För att åstadkomma en succession av lämpliga boträd för kommande generationer av havsörnar behöver ett betydligt större antal s.k. evighetsträd sparas vid avverkningar redan idag (SLU Artdatabanken, 2026; Skogsstyrelsen, 2016).</w:t>
       </w:r>
     </w:p>
     <w:p>
@@ -540,7 +591,7 @@
         <w:rPr>
           <w:i/>
         </w:rPr>
-        <w:t>I det avverkningsanmälda skogsområdet har 8 naturvårdsarter varav 3 rödlistade arter sina livsmiljöer och växtplatser.</w:t>
+        <w:t>I det avverkningsanmälda skogsområdet har 12 naturvårdsarter varav 5 rödlistade arter sina livsmiljöer och växtplatser.</w:t>
       </w:r>
     </w:p>
     <w:p>
@@ -990,6 +1041,70 @@
     <w:p>
       <w:r>
         <w:t xml:space="preserve">SLU Artdatabanken, 2024. </w:t>
+      </w:r>
+      <w:r>
+        <w:rPr>
+          <w:i/>
+        </w:rPr>
+        <w:t xml:space="preserve">Artfaktablad. Naturvård – artfakta. </w:t>
+      </w:r>
+      <w:r>
+        <w:t>SLU Artdatabanken, Uppsala</w:t>
+      </w:r>
+    </w:p>
+    <w:p>
+      <w:pPr>
+        <w:pStyle w:val="Heading1"/>
+      </w:pPr>
+      <w:r>
+        <w:t>Havsörn – ekologi samt krav på livsmiljön</w:t>
+      </w:r>
+    </w:p>
+    <w:p>
+      <w:r>
+        <w:t>Havsörn är fridlyst enligt 4§ artskyddsförordningen och upptagen i bilaga 1 EU:s fågeldirektiv. Havsörnen häckar i anslutning till skärgårdar, kuster, sjöar och vattendrag, ofta på öar men ibland även ganska långt från vatten. I svenska kustområden varierar medelavståndet mellan etablerade par från ca 13 km till under 5 km, mest beroende på bytestillgänglighet; minsta avstånd mellan samtidigt bebodda bon i vårt land är ca 1,5 km. Ofta har ett havsörnspar flera olika bon som kan användas omväxlande (SLU Artdatabanken, 2026; Skogsstyrelsen, 2016).</w:t>
+      </w:r>
+    </w:p>
+    <w:p>
+      <w:r>
+        <w:t>Boet byggs nästan uteslutande i träd, oftast tallar. Häckar sällsynt även på klipphyllor eller direkt på marken. Boet placeras oftast i trädets övre del och kan bli mycket stort, vilket ställer stora krav på boträdet. Trädet måste ha en stark, bärande krona med lämpliga grova grenar, vilket utvecklas först när trädet har uppnått en hög ålder. Genomsnittsåldern hos botallar vid svenska Ostkusten under 1970- och 80-talet var 160 år (från 100 till 350 år) men har sannolikt redan nu sjunkit betydligt genom en brist på gamla träd. Frekvensen nybyggda bon i för svaga träd där boet rasat under häckningen har ökat markant under senare år i Syd- och Mellansverige. I Lappland var boträden i snitt 350 år (200 – ca 600 år). Mot bakgrund av de lägsta uppmätta åldrarna hos dessa fungerande boträd utgör den sjunkande omloppstiden vid slutavverkningar i Sverige ett hot – det kommer inte att räcka med att spara överståndare vid slutavverkningar av kanske högst 70-åriga bestånd i framtiden (SLU Artdatabanken, 2026; Skogsstyrelsen, 2016).</w:t>
+      </w:r>
+    </w:p>
+    <w:p>
+      <w:r>
+        <w:t>Skyddandet av befintliga bon måste upprätthållas och i samband med skogsavverkning ska befintliga boträd sparas med en lämpligt avgränsad skyddszon runtom. Vid slutavverkning bör en skyddszon på 100 meters radie runt boplatsen lämnas intakt. Under häckningsperioden (1 januari till 15 augusti) är havsörnen störningskänslig och inga skogsbruksåtgärder eller annan störande verksamhet får förekomma närmare än 500 m från boet under den tiden. (SLU Artdatabanken, 2026; Skogsstyrelsen, 2016).</w:t>
+      </w:r>
+    </w:p>
+    <w:p>
+      <w:r>
+        <w:t>För att garantera möjligheter till häckning även i framtiden bör ett nätverk av häckningsområden skyddas inom artens hela naturliga utbredningsområde i landet. Havsörnen är upptagen bland de arter som enligt fågeldirektivet/habitatdirektivet har ett sådant gemenskapsintresse inom EU att särskilda skydds- eller bevarandeområden behöver utses (Miljöbalken, Bilagan till Artskyddsförordningen 1998:179, reviderad 2001). Arten är beroende av grova träd för placering av sina stora risbon och detta kan bli en begränsande faktor kommande 30 år (tre generationer). För att åstadkomma en succession av lämpliga boträd för kommande generationer av havsörnar behöver ett betydligt större antal s.k. evighetsträd sparas vid avverkningar redan idag. (SLU Artdatabanken, 2026).</w:t>
+      </w:r>
+    </w:p>
+    <w:p>
+      <w:pPr>
+        <w:pStyle w:val="Heading2"/>
+      </w:pPr>
+      <w:r>
+        <w:t>Referenser – havsörn</w:t>
+      </w:r>
+    </w:p>
+    <w:p>
+      <w:r>
+        <w:t xml:space="preserve">Skogsstyrelsen, 2016. </w:t>
+      </w:r>
+      <w:r>
+        <w:rPr>
+          <w:i/>
+        </w:rPr>
+        <w:t xml:space="preserve">Vägledning för hänsyn till havsörn. </w:t>
+      </w:r>
+      <w:r>
+        <w:t>Vägledningar och kunskapsstöd artskydd – Skogsstyrelsen</w:t>
+      </w:r>
+    </w:p>
+    <w:p>
+      <w:r>
+        <w:t xml:space="preserve">SLU Artdatabanken, 2026. </w:t>
       </w:r>
       <w:r>
         <w:rPr>
@@ -1129,7 +1244,7 @@
     <w:r>
       <w:tab/>
       <w:tab/>
-      <w:t>2026-09-01</w:t>
+      <w:t>2026-09-02</w:t>
       <w:br/>
       <w:br/>
     </w:r>

--- a/klagomål/A 21612-2026 FSC-klagomål.docx
+++ b/klagomål/A 21612-2026 FSC-klagomål.docx
@@ -1244,7 +1244,7 @@
     <w:r>
       <w:tab/>
       <w:tab/>
-      <w:t>2026-09-02</w:t>
+      <w:t>2026-09-03</w:t>
       <w:br/>
       <w:br/>
     </w:r>

--- a/klagomål/A 21612-2026 FSC-klagomål.docx
+++ b/klagomål/A 21612-2026 FSC-klagomål.docx
@@ -1244,7 +1244,7 @@
     <w:r>
       <w:tab/>
       <w:tab/>
-      <w:t>2026-09-03</w:t>
+      <w:t>2026-09-04</w:t>
       <w:br/>
       <w:br/>
     </w:r>

--- a/klagomål/A 21612-2026 FSC-klagomål.docx
+++ b/klagomål/A 21612-2026 FSC-klagomål.docx
@@ -1244,7 +1244,7 @@
     <w:r>
       <w:tab/>
       <w:tab/>
-      <w:t>2026-09-04</w:t>
+      <w:t>2026-09-05</w:t>
       <w:br/>
       <w:br/>
     </w:r>

--- a/klagomål/A 21612-2026 FSC-klagomål.docx
+++ b/klagomål/A 21612-2026 FSC-klagomål.docx
@@ -1244,7 +1244,7 @@
     <w:r>
       <w:tab/>
       <w:tab/>
-      <w:t>2026-09-05</w:t>
+      <w:t>2026-09-06</w:t>
       <w:br/>
       <w:br/>
     </w:r>

--- a/klagomål/A 21612-2026 FSC-klagomål.docx
+++ b/klagomål/A 21612-2026 FSC-klagomål.docx
@@ -1244,7 +1244,7 @@
     <w:r>
       <w:tab/>
       <w:tab/>
-      <w:t>2026-09-06</w:t>
+      <w:t>2026-09-07</w:t>
       <w:br/>
       <w:br/>
     </w:r>

--- a/klagomål/A 21612-2026 FSC-klagomål.docx
+++ b/klagomål/A 21612-2026 FSC-klagomål.docx
@@ -1244,7 +1244,7 @@
     <w:r>
       <w:tab/>
       <w:tab/>
-      <w:t>2026-09-07</w:t>
+      <w:t>2026-09-08</w:t>
       <w:br/>
       <w:br/>
     </w:r>

--- a/klagomål/A 21612-2026 FSC-klagomål.docx
+++ b/klagomål/A 21612-2026 FSC-klagomål.docx
@@ -1244,7 +1244,7 @@
     <w:r>
       <w:tab/>
       <w:tab/>
-      <w:t>2026-09-08</w:t>
+      <w:t>2026-09-09</w:t>
       <w:br/>
       <w:br/>
     </w:r>

--- a/klagomål/A 21612-2026 FSC-klagomål.docx
+++ b/klagomål/A 21612-2026 FSC-klagomål.docx
@@ -1244,7 +1244,7 @@
     <w:r>
       <w:tab/>
       <w:tab/>
-      <w:t>2026-09-09</w:t>
+      <w:t>2026-09-10</w:t>
       <w:br/>
       <w:br/>
     </w:r>

--- a/klagomål/A 21612-2026 FSC-klagomål.docx
+++ b/klagomål/A 21612-2026 FSC-klagomål.docx
@@ -1244,7 +1244,7 @@
     <w:r>
       <w:tab/>
       <w:tab/>
-      <w:t>2026-09-10</w:t>
+      <w:t>2026-09-11</w:t>
       <w:br/>
       <w:br/>
     </w:r>

--- a/klagomål/A 21612-2026 FSC-klagomål.docx
+++ b/klagomål/A 21612-2026 FSC-klagomål.docx
@@ -1244,7 +1244,7 @@
     <w:r>
       <w:tab/>
       <w:tab/>
-      <w:t>2026-09-11</w:t>
+      <w:t>2026-09-12</w:t>
       <w:br/>
       <w:br/>
     </w:r>

--- a/klagomål/A 21612-2026 FSC-klagomål.docx
+++ b/klagomål/A 21612-2026 FSC-klagomål.docx
@@ -1244,7 +1244,7 @@
     <w:r>
       <w:tab/>
       <w:tab/>
-      <w:t>2026-09-12</w:t>
+      <w:t>2026-09-13</w:t>
       <w:br/>
       <w:br/>
     </w:r>
